--- a/SG1_Server_DB/SG1_Artefacts/SG1_Vision.docx
+++ b/SG1_Server_DB/SG1_Artefacts/SG1_Vision.docx
@@ -2,35 +2,27 @@
 <file path=word/document.xml><?xml version="1.0" encoding="utf-8"?>
 <w:document xmlns:wpc="http://schemas.microsoft.com/office/word/2010/wordprocessingCanvas" xmlns:cx="http://schemas.microsoft.com/office/drawing/2014/chartex" xmlns:cx1="http://schemas.microsoft.com/office/drawing/2015/9/8/chartex" xmlns:cx2="http://schemas.microsoft.com/office/drawing/2015/10/21/chartex" xmlns:cx3="http://schemas.microsoft.com/office/drawing/2016/5/9/chartex" xmlns:cx4="http://schemas.microsoft.com/office/drawing/2016/5/10/chartex" xmlns:cx5="http://schemas.microsoft.com/office/drawing/2016/5/11/chartex" xmlns:cx6="http://schemas.microsoft.com/office/drawing/2016/5/12/chartex" xmlns:cx7="http://schemas.microsoft.com/office/drawing/2016/5/13/chartex" xmlns:cx8="http://schemas.microsoft.com/office/drawing/2016/5/14/chartex" xmlns:mc="http://schemas.openxmlformats.org/markup-compatibility/2006" xmlns:aink="http://schemas.microsoft.com/office/drawing/2016/ink" xmlns:am3d="http://schemas.microsoft.com/office/drawing/2017/model3d" xmlns:o="urn:schemas-microsoft-com:office:office" xmlns:oel="http://schemas.microsoft.com/office/2019/extlst" xmlns:r="http://schemas.openxmlformats.org/officeDocument/2006/relationships" xmlns:m="http://schemas.openxmlformats.org/officeDocument/2006/math" xmlns:v="urn:schemas-microsoft-com:vml" xmlns:wp14="http://schemas.microsoft.com/office/word/2010/wordprocessingDrawing" xmlns:wp="http://schemas.openxmlformats.org/drawingml/2006/wordprocessingDrawing" xmlns:w10="urn:schemas-microsoft-com:office:word" xmlns:w="http://schemas.openxmlformats.org/wordprocessingml/2006/main" xmlns:w14="http://schemas.microsoft.com/office/word/2010/wordml" xmlns:w15="http://schemas.microsoft.com/office/word/2012/wordml" xmlns:w16cex="http://schemas.microsoft.com/office/word/2018/wordml/cex" xmlns:w16cid="http://schemas.microsoft.com/office/word/2016/wordml/cid" xmlns:w16="http://schemas.microsoft.com/office/word/2018/wordml" xmlns:w16du="http://schemas.microsoft.com/office/word/2023/wordml/word16du" xmlns:w16sdtdh="http://schemas.microsoft.com/office/word/2020/wordml/sdtdatahash" xmlns:w16sdtfl="http://schemas.microsoft.com/office/word/2024/wordml/sdtformatlock" xmlns:w16se="http://schemas.microsoft.com/office/word/2015/wordml/symex" xmlns:wpg="http://schemas.microsoft.com/office/word/2010/wordprocessingGroup" xmlns:wpi="http://schemas.microsoft.com/office/word/2010/wordprocessingInk" xmlns:wne="http://schemas.microsoft.com/office/word/2006/wordml" xmlns:wps="http://schemas.microsoft.com/office/word/2010/wordprocessingShape" mc:Ignorable="w14 w15 w16se w16cid w16 w16cex w16sdtdh w16sdtfl w16du wp14">
   <w:body>
-    <w:p>
-      <w:pPr>
-        <w:spacing w:after="240"/>
-        <w:jc w:val="both"/>
-      </w:pPr>
-      <w:r>
-        <w:rPr>
-          <w:b/>
-          <w:bCs/>
-          <w:sz w:val="32"/>
-          <w:szCs w:val="32"/>
-        </w:rPr>
-        <w:t>Table of Contents</w:t>
-      </w:r>
-    </w:p>
     <w:sdt>
       <w:sdtPr>
         <w:alias w:val="Table of Contents"/>
-        <w:id w:val="897479745"/>
+        <w:tag w:val="Table of Contents"/>
+        <w:id w:val="-1087384795"/>
       </w:sdtPr>
+      <w:sdtEndPr>
+        <w:rPr>
+          <w:bCs/>
+          <w:color w:val="2E4057"/>
+          <w:sz w:val="28"/>
+          <w:szCs w:val="36"/>
+        </w:rPr>
+      </w:sdtEndPr>
       <w:sdtContent>
         <w:p>
           <w:pPr>
             <w:pStyle w:val="TOC1"/>
-            <w:tabs>
-              <w:tab w:val="right" w:leader="dot" w:pos="9016"/>
-            </w:tabs>
             <w:rPr>
               <w:rFonts w:asciiTheme="minorHAnsi" w:eastAsiaTheme="minorEastAsia" w:hAnsiTheme="minorHAnsi" w:cstheme="minorBidi"/>
+              <w:b w:val="0"/>
               <w:noProof/>
               <w:kern w:val="2"/>
               <w:sz w:val="24"/>
@@ -42,12 +34,12 @@
             <w:fldChar w:fldCharType="begin"/>
           </w:r>
           <w:r>
-            <w:instrText>TOC \h \o "1-3"</w:instrText>
+            <w:instrText xml:space="preserve"> TOC \o "1-3" \h \z \u </w:instrText>
           </w:r>
           <w:r>
             <w:fldChar w:fldCharType="separate"/>
           </w:r>
-          <w:hyperlink w:anchor="_Toc229156264" w:history="1">
+          <w:hyperlink w:anchor="_Toc230551640" w:history="1">
             <w:r>
               <w:rPr>
                 <w:rStyle w:val="Hyperlink"/>
@@ -58,41 +50,48 @@
             <w:r>
               <w:rPr>
                 <w:noProof/>
+                <w:webHidden/>
               </w:rPr>
               <w:tab/>
             </w:r>
             <w:r>
               <w:rPr>
                 <w:noProof/>
+                <w:webHidden/>
               </w:rPr>
               <w:fldChar w:fldCharType="begin"/>
             </w:r>
             <w:r>
               <w:rPr>
                 <w:noProof/>
-              </w:rPr>
-              <w:instrText xml:space="preserve"> PAGEREF _Toc229156264 \h </w:instrText>
-            </w:r>
-            <w:r>
-              <w:rPr>
-                <w:noProof/>
-              </w:rPr>
-            </w:r>
-            <w:r>
-              <w:rPr>
-                <w:noProof/>
+                <w:webHidden/>
+              </w:rPr>
+              <w:instrText xml:space="preserve"> PAGEREF _Toc230551640 \h </w:instrText>
+            </w:r>
+            <w:r>
+              <w:rPr>
+                <w:noProof/>
+                <w:webHidden/>
+              </w:rPr>
+            </w:r>
+            <w:r>
+              <w:rPr>
+                <w:noProof/>
+                <w:webHidden/>
               </w:rPr>
               <w:fldChar w:fldCharType="separate"/>
             </w:r>
             <w:r>
               <w:rPr>
                 <w:noProof/>
+                <w:webHidden/>
               </w:rPr>
               <w:t>2</w:t>
             </w:r>
             <w:r>
               <w:rPr>
                 <w:noProof/>
+                <w:webHidden/>
               </w:rPr>
               <w:fldChar w:fldCharType="end"/>
             </w:r>
@@ -101,9 +100,77 @@
         <w:p>
           <w:pPr>
             <w:pStyle w:val="TOC1"/>
-            <w:tabs>
-              <w:tab w:val="right" w:leader="dot" w:pos="9016"/>
-            </w:tabs>
+            <w:rPr>
+              <w:rFonts w:asciiTheme="minorHAnsi" w:eastAsiaTheme="minorEastAsia" w:hAnsiTheme="minorHAnsi" w:cstheme="minorBidi"/>
+              <w:b w:val="0"/>
+              <w:noProof/>
+              <w:kern w:val="2"/>
+              <w:sz w:val="24"/>
+              <w:szCs w:val="24"/>
+              <w14:ligatures w14:val="standardContextual"/>
+            </w:rPr>
+          </w:pPr>
+          <w:hyperlink w:anchor="_Toc230551641" w:history="1">
+            <w:r>
+              <w:rPr>
+                <w:rStyle w:val="Hyperlink"/>
+                <w:noProof/>
+              </w:rPr>
+              <w:t>Interactive House</w:t>
+            </w:r>
+            <w:r>
+              <w:rPr>
+                <w:noProof/>
+                <w:webHidden/>
+              </w:rPr>
+              <w:tab/>
+            </w:r>
+            <w:r>
+              <w:rPr>
+                <w:noProof/>
+                <w:webHidden/>
+              </w:rPr>
+              <w:fldChar w:fldCharType="begin"/>
+            </w:r>
+            <w:r>
+              <w:rPr>
+                <w:noProof/>
+                <w:webHidden/>
+              </w:rPr>
+              <w:instrText xml:space="preserve"> PAGEREF _Toc230551641 \h </w:instrText>
+            </w:r>
+            <w:r>
+              <w:rPr>
+                <w:noProof/>
+                <w:webHidden/>
+              </w:rPr>
+            </w:r>
+            <w:r>
+              <w:rPr>
+                <w:noProof/>
+                <w:webHidden/>
+              </w:rPr>
+              <w:fldChar w:fldCharType="separate"/>
+            </w:r>
+            <w:r>
+              <w:rPr>
+                <w:noProof/>
+                <w:webHidden/>
+              </w:rPr>
+              <w:t>2</w:t>
+            </w:r>
+            <w:r>
+              <w:rPr>
+                <w:noProof/>
+                <w:webHidden/>
+              </w:rPr>
+              <w:fldChar w:fldCharType="end"/>
+            </w:r>
+          </w:hyperlink>
+        </w:p>
+        <w:p>
+          <w:pPr>
+            <w:pStyle w:val="TOC2"/>
             <w:rPr>
               <w:rFonts w:asciiTheme="minorHAnsi" w:eastAsiaTheme="minorEastAsia" w:hAnsiTheme="minorHAnsi" w:cstheme="minorBidi"/>
               <w:noProof/>
@@ -113,52 +180,130 @@
               <w14:ligatures w14:val="standardContextual"/>
             </w:rPr>
           </w:pPr>
-          <w:hyperlink w:anchor="_Toc229156265" w:history="1">
+          <w:hyperlink w:anchor="_Toc230551642" w:history="1">
             <w:r>
               <w:rPr>
                 <w:rStyle w:val="Hyperlink"/>
                 <w:noProof/>
               </w:rPr>
-              <w:t>Interactive House</w:t>
-            </w:r>
-            <w:r>
-              <w:rPr>
-                <w:noProof/>
+              <w:t>Revision History</w:t>
+            </w:r>
+            <w:r>
+              <w:rPr>
+                <w:noProof/>
+                <w:webHidden/>
               </w:rPr>
               <w:tab/>
             </w:r>
             <w:r>
               <w:rPr>
                 <w:noProof/>
+                <w:webHidden/>
               </w:rPr>
               <w:fldChar w:fldCharType="begin"/>
             </w:r>
             <w:r>
               <w:rPr>
                 <w:noProof/>
-              </w:rPr>
-              <w:instrText xml:space="preserve"> PAGEREF _Toc229156265 \h </w:instrText>
-            </w:r>
-            <w:r>
-              <w:rPr>
-                <w:noProof/>
-              </w:rPr>
-            </w:r>
-            <w:r>
-              <w:rPr>
-                <w:noProof/>
+                <w:webHidden/>
+              </w:rPr>
+              <w:instrText xml:space="preserve"> PAGEREF _Toc230551642 \h </w:instrText>
+            </w:r>
+            <w:r>
+              <w:rPr>
+                <w:noProof/>
+                <w:webHidden/>
+              </w:rPr>
+            </w:r>
+            <w:r>
+              <w:rPr>
+                <w:noProof/>
+                <w:webHidden/>
               </w:rPr>
               <w:fldChar w:fldCharType="separate"/>
             </w:r>
             <w:r>
               <w:rPr>
                 <w:noProof/>
+                <w:webHidden/>
               </w:rPr>
               <w:t>2</w:t>
             </w:r>
             <w:r>
               <w:rPr>
                 <w:noProof/>
+                <w:webHidden/>
+              </w:rPr>
+              <w:fldChar w:fldCharType="end"/>
+            </w:r>
+          </w:hyperlink>
+        </w:p>
+        <w:p>
+          <w:pPr>
+            <w:pStyle w:val="TOC1"/>
+            <w:rPr>
+              <w:rFonts w:asciiTheme="minorHAnsi" w:eastAsiaTheme="minorEastAsia" w:hAnsiTheme="minorHAnsi" w:cstheme="minorBidi"/>
+              <w:b w:val="0"/>
+              <w:noProof/>
+              <w:kern w:val="2"/>
+              <w:sz w:val="24"/>
+              <w:szCs w:val="24"/>
+              <w14:ligatures w14:val="standardContextual"/>
+            </w:rPr>
+          </w:pPr>
+          <w:hyperlink w:anchor="_Toc230551643" w:history="1">
+            <w:r>
+              <w:rPr>
+                <w:rStyle w:val="Hyperlink"/>
+                <w:noProof/>
+              </w:rPr>
+              <w:t>Product Overview — Server &amp; Database Subsystem</w:t>
+            </w:r>
+            <w:r>
+              <w:rPr>
+                <w:noProof/>
+                <w:webHidden/>
+              </w:rPr>
+              <w:tab/>
+            </w:r>
+            <w:r>
+              <w:rPr>
+                <w:noProof/>
+                <w:webHidden/>
+              </w:rPr>
+              <w:fldChar w:fldCharType="begin"/>
+            </w:r>
+            <w:r>
+              <w:rPr>
+                <w:noProof/>
+                <w:webHidden/>
+              </w:rPr>
+              <w:instrText xml:space="preserve"> PAGEREF _Toc230551643 \h </w:instrText>
+            </w:r>
+            <w:r>
+              <w:rPr>
+                <w:noProof/>
+                <w:webHidden/>
+              </w:rPr>
+            </w:r>
+            <w:r>
+              <w:rPr>
+                <w:noProof/>
+                <w:webHidden/>
+              </w:rPr>
+              <w:fldChar w:fldCharType="separate"/>
+            </w:r>
+            <w:r>
+              <w:rPr>
+                <w:noProof/>
+                <w:webHidden/>
+              </w:rPr>
+              <w:t>2</w:t>
+            </w:r>
+            <w:r>
+              <w:rPr>
+                <w:noProof/>
+                <w:webHidden/>
               </w:rPr>
               <w:fldChar w:fldCharType="end"/>
             </w:r>
@@ -167,9 +312,6 @@
         <w:p>
           <w:pPr>
             <w:pStyle w:val="TOC2"/>
-            <w:tabs>
-              <w:tab w:val="right" w:leader="dot" w:pos="9016"/>
-            </w:tabs>
             <w:rPr>
               <w:rFonts w:asciiTheme="minorHAnsi" w:eastAsiaTheme="minorEastAsia" w:hAnsiTheme="minorHAnsi" w:cstheme="minorBidi"/>
               <w:noProof/>
@@ -179,52 +321,59 @@
               <w14:ligatures w14:val="standardContextual"/>
             </w:rPr>
           </w:pPr>
-          <w:hyperlink w:anchor="_Toc229156266" w:history="1">
+          <w:hyperlink w:anchor="_Toc230551644" w:history="1">
             <w:r>
               <w:rPr>
                 <w:rStyle w:val="Hyperlink"/>
                 <w:noProof/>
               </w:rPr>
-              <w:t>Revision History</w:t>
-            </w:r>
-            <w:r>
-              <w:rPr>
-                <w:noProof/>
+              <w:t>1. System Concept</w:t>
+            </w:r>
+            <w:r>
+              <w:rPr>
+                <w:noProof/>
+                <w:webHidden/>
               </w:rPr>
               <w:tab/>
             </w:r>
             <w:r>
               <w:rPr>
                 <w:noProof/>
+                <w:webHidden/>
               </w:rPr>
               <w:fldChar w:fldCharType="begin"/>
             </w:r>
             <w:r>
               <w:rPr>
                 <w:noProof/>
-              </w:rPr>
-              <w:instrText xml:space="preserve"> PAGEREF _Toc229156266 \h </w:instrText>
-            </w:r>
-            <w:r>
-              <w:rPr>
-                <w:noProof/>
-              </w:rPr>
-            </w:r>
-            <w:r>
-              <w:rPr>
-                <w:noProof/>
+                <w:webHidden/>
+              </w:rPr>
+              <w:instrText xml:space="preserve"> PAGEREF _Toc230551644 \h </w:instrText>
+            </w:r>
+            <w:r>
+              <w:rPr>
+                <w:noProof/>
+                <w:webHidden/>
+              </w:rPr>
+            </w:r>
+            <w:r>
+              <w:rPr>
+                <w:noProof/>
+                <w:webHidden/>
               </w:rPr>
               <w:fldChar w:fldCharType="separate"/>
             </w:r>
             <w:r>
               <w:rPr>
                 <w:noProof/>
+                <w:webHidden/>
               </w:rPr>
               <w:t>2</w:t>
             </w:r>
             <w:r>
               <w:rPr>
                 <w:noProof/>
+                <w:webHidden/>
               </w:rPr>
               <w:fldChar w:fldCharType="end"/>
             </w:r>
@@ -232,10 +381,7 @@
         </w:p>
         <w:p>
           <w:pPr>
-            <w:pStyle w:val="TOC1"/>
-            <w:tabs>
-              <w:tab w:val="right" w:leader="dot" w:pos="9016"/>
-            </w:tabs>
+            <w:pStyle w:val="TOC3"/>
             <w:rPr>
               <w:rFonts w:asciiTheme="minorHAnsi" w:eastAsiaTheme="minorEastAsia" w:hAnsiTheme="minorHAnsi" w:cstheme="minorBidi"/>
               <w:noProof/>
@@ -245,52 +391,59 @@
               <w14:ligatures w14:val="standardContextual"/>
             </w:rPr>
           </w:pPr>
-          <w:hyperlink w:anchor="_Toc229156267" w:history="1">
+          <w:hyperlink w:anchor="_Toc230551645" w:history="1">
             <w:r>
               <w:rPr>
                 <w:rStyle w:val="Hyperlink"/>
                 <w:noProof/>
               </w:rPr>
-              <w:t>Product Overview — Server &amp; Database Subsystem</w:t>
-            </w:r>
-            <w:r>
-              <w:rPr>
-                <w:noProof/>
+              <w:t>1.1 Stakeholders</w:t>
+            </w:r>
+            <w:r>
+              <w:rPr>
+                <w:noProof/>
+                <w:webHidden/>
               </w:rPr>
               <w:tab/>
             </w:r>
             <w:r>
               <w:rPr>
                 <w:noProof/>
+                <w:webHidden/>
               </w:rPr>
               <w:fldChar w:fldCharType="begin"/>
             </w:r>
             <w:r>
               <w:rPr>
                 <w:noProof/>
-              </w:rPr>
-              <w:instrText xml:space="preserve"> PAGEREF _Toc229156267 \h </w:instrText>
-            </w:r>
-            <w:r>
-              <w:rPr>
-                <w:noProof/>
-              </w:rPr>
-            </w:r>
-            <w:r>
-              <w:rPr>
-                <w:noProof/>
+                <w:webHidden/>
+              </w:rPr>
+              <w:instrText xml:space="preserve"> PAGEREF _Toc230551645 \h </w:instrText>
+            </w:r>
+            <w:r>
+              <w:rPr>
+                <w:noProof/>
+                <w:webHidden/>
+              </w:rPr>
+            </w:r>
+            <w:r>
+              <w:rPr>
+                <w:noProof/>
+                <w:webHidden/>
               </w:rPr>
               <w:fldChar w:fldCharType="separate"/>
             </w:r>
             <w:r>
               <w:rPr>
                 <w:noProof/>
+                <w:webHidden/>
               </w:rPr>
               <w:t>2</w:t>
             </w:r>
             <w:r>
               <w:rPr>
                 <w:noProof/>
+                <w:webHidden/>
               </w:rPr>
               <w:fldChar w:fldCharType="end"/>
             </w:r>
@@ -298,10 +451,7 @@
         </w:p>
         <w:p>
           <w:pPr>
-            <w:pStyle w:val="TOC2"/>
-            <w:tabs>
-              <w:tab w:val="right" w:leader="dot" w:pos="9016"/>
-            </w:tabs>
+            <w:pStyle w:val="TOC3"/>
             <w:rPr>
               <w:rFonts w:asciiTheme="minorHAnsi" w:eastAsiaTheme="minorEastAsia" w:hAnsiTheme="minorHAnsi" w:cstheme="minorBidi"/>
               <w:noProof/>
@@ -311,52 +461,59 @@
               <w14:ligatures w14:val="standardContextual"/>
             </w:rPr>
           </w:pPr>
-          <w:hyperlink w:anchor="_Toc229156268" w:history="1">
+          <w:hyperlink w:anchor="_Toc230551646" w:history="1">
             <w:r>
               <w:rPr>
                 <w:rStyle w:val="Hyperlink"/>
                 <w:noProof/>
               </w:rPr>
-              <w:t>1. System Concept</w:t>
-            </w:r>
-            <w:r>
-              <w:rPr>
-                <w:noProof/>
+              <w:t>1.2 Introduction</w:t>
+            </w:r>
+            <w:r>
+              <w:rPr>
+                <w:noProof/>
+                <w:webHidden/>
               </w:rPr>
               <w:tab/>
             </w:r>
             <w:r>
               <w:rPr>
                 <w:noProof/>
+                <w:webHidden/>
               </w:rPr>
               <w:fldChar w:fldCharType="begin"/>
             </w:r>
             <w:r>
               <w:rPr>
                 <w:noProof/>
-              </w:rPr>
-              <w:instrText xml:space="preserve"> PAGEREF _Toc229156268 \h </w:instrText>
-            </w:r>
-            <w:r>
-              <w:rPr>
-                <w:noProof/>
-              </w:rPr>
-            </w:r>
-            <w:r>
-              <w:rPr>
-                <w:noProof/>
+                <w:webHidden/>
+              </w:rPr>
+              <w:instrText xml:space="preserve"> PAGEREF _Toc230551646 \h </w:instrText>
+            </w:r>
+            <w:r>
+              <w:rPr>
+                <w:noProof/>
+                <w:webHidden/>
+              </w:rPr>
+            </w:r>
+            <w:r>
+              <w:rPr>
+                <w:noProof/>
+                <w:webHidden/>
               </w:rPr>
               <w:fldChar w:fldCharType="separate"/>
             </w:r>
             <w:r>
               <w:rPr>
                 <w:noProof/>
+                <w:webHidden/>
               </w:rPr>
               <w:t>2</w:t>
             </w:r>
             <w:r>
               <w:rPr>
                 <w:noProof/>
+                <w:webHidden/>
               </w:rPr>
               <w:fldChar w:fldCharType="end"/>
             </w:r>
@@ -364,10 +521,7 @@
         </w:p>
         <w:p>
           <w:pPr>
-            <w:pStyle w:val="TOC3"/>
-            <w:tabs>
-              <w:tab w:val="right" w:leader="dot" w:pos="9016"/>
-            </w:tabs>
+            <w:pStyle w:val="TOC2"/>
             <w:rPr>
               <w:rFonts w:asciiTheme="minorHAnsi" w:eastAsiaTheme="minorEastAsia" w:hAnsiTheme="minorHAnsi" w:cstheme="minorBidi"/>
               <w:noProof/>
@@ -377,52 +531,59 @@
               <w14:ligatures w14:val="standardContextual"/>
             </w:rPr>
           </w:pPr>
-          <w:hyperlink w:anchor="_Toc229156269" w:history="1">
+          <w:hyperlink w:anchor="_Toc230551647" w:history="1">
             <w:r>
               <w:rPr>
                 <w:rStyle w:val="Hyperlink"/>
                 <w:noProof/>
               </w:rPr>
-              <w:t>1.1 Stakeholders</w:t>
-            </w:r>
-            <w:r>
-              <w:rPr>
-                <w:noProof/>
+              <w:t>2. System Purpose and Responsibilities</w:t>
+            </w:r>
+            <w:r>
+              <w:rPr>
+                <w:noProof/>
+                <w:webHidden/>
               </w:rPr>
               <w:tab/>
             </w:r>
             <w:r>
               <w:rPr>
                 <w:noProof/>
+                <w:webHidden/>
               </w:rPr>
               <w:fldChar w:fldCharType="begin"/>
             </w:r>
             <w:r>
               <w:rPr>
                 <w:noProof/>
-              </w:rPr>
-              <w:instrText xml:space="preserve"> PAGEREF _Toc229156269 \h </w:instrText>
-            </w:r>
-            <w:r>
-              <w:rPr>
-                <w:noProof/>
-              </w:rPr>
-            </w:r>
-            <w:r>
-              <w:rPr>
-                <w:noProof/>
+                <w:webHidden/>
+              </w:rPr>
+              <w:instrText xml:space="preserve"> PAGEREF _Toc230551647 \h </w:instrText>
+            </w:r>
+            <w:r>
+              <w:rPr>
+                <w:noProof/>
+                <w:webHidden/>
+              </w:rPr>
+            </w:r>
+            <w:r>
+              <w:rPr>
+                <w:noProof/>
+                <w:webHidden/>
               </w:rPr>
               <w:fldChar w:fldCharType="separate"/>
             </w:r>
             <w:r>
               <w:rPr>
                 <w:noProof/>
-              </w:rPr>
-              <w:t>2</w:t>
-            </w:r>
-            <w:r>
-              <w:rPr>
-                <w:noProof/>
+                <w:webHidden/>
+              </w:rPr>
+              <w:t>3</w:t>
+            </w:r>
+            <w:r>
+              <w:rPr>
+                <w:noProof/>
+                <w:webHidden/>
               </w:rPr>
               <w:fldChar w:fldCharType="end"/>
             </w:r>
@@ -431,9 +592,6 @@
         <w:p>
           <w:pPr>
             <w:pStyle w:val="TOC3"/>
-            <w:tabs>
-              <w:tab w:val="right" w:leader="dot" w:pos="9016"/>
-            </w:tabs>
             <w:rPr>
               <w:rFonts w:asciiTheme="minorHAnsi" w:eastAsiaTheme="minorEastAsia" w:hAnsiTheme="minorHAnsi" w:cstheme="minorBidi"/>
               <w:noProof/>
@@ -443,52 +601,59 @@
               <w14:ligatures w14:val="standardContextual"/>
             </w:rPr>
           </w:pPr>
-          <w:hyperlink w:anchor="_Toc229156270" w:history="1">
+          <w:hyperlink w:anchor="_Toc230551648" w:history="1">
             <w:r>
               <w:rPr>
                 <w:rStyle w:val="Hyperlink"/>
                 <w:noProof/>
               </w:rPr>
-              <w:t>1.2 Introduction</w:t>
-            </w:r>
-            <w:r>
-              <w:rPr>
-                <w:noProof/>
+              <w:t>2.1 API-based Coordination</w:t>
+            </w:r>
+            <w:r>
+              <w:rPr>
+                <w:noProof/>
+                <w:webHidden/>
               </w:rPr>
               <w:tab/>
             </w:r>
             <w:r>
               <w:rPr>
                 <w:noProof/>
+                <w:webHidden/>
               </w:rPr>
               <w:fldChar w:fldCharType="begin"/>
             </w:r>
             <w:r>
               <w:rPr>
                 <w:noProof/>
-              </w:rPr>
-              <w:instrText xml:space="preserve"> PAGEREF _Toc229156270 \h </w:instrText>
-            </w:r>
-            <w:r>
-              <w:rPr>
-                <w:noProof/>
-              </w:rPr>
-            </w:r>
-            <w:r>
-              <w:rPr>
-                <w:noProof/>
+                <w:webHidden/>
+              </w:rPr>
+              <w:instrText xml:space="preserve"> PAGEREF _Toc230551648 \h </w:instrText>
+            </w:r>
+            <w:r>
+              <w:rPr>
+                <w:noProof/>
+                <w:webHidden/>
+              </w:rPr>
+            </w:r>
+            <w:r>
+              <w:rPr>
+                <w:noProof/>
+                <w:webHidden/>
               </w:rPr>
               <w:fldChar w:fldCharType="separate"/>
             </w:r>
             <w:r>
               <w:rPr>
                 <w:noProof/>
-              </w:rPr>
-              <w:t>2</w:t>
-            </w:r>
-            <w:r>
-              <w:rPr>
-                <w:noProof/>
+                <w:webHidden/>
+              </w:rPr>
+              <w:t>3</w:t>
+            </w:r>
+            <w:r>
+              <w:rPr>
+                <w:noProof/>
+                <w:webHidden/>
               </w:rPr>
               <w:fldChar w:fldCharType="end"/>
             </w:r>
@@ -497,9 +662,6 @@
         <w:p>
           <w:pPr>
             <w:pStyle w:val="TOC2"/>
-            <w:tabs>
-              <w:tab w:val="right" w:leader="dot" w:pos="9016"/>
-            </w:tabs>
             <w:rPr>
               <w:rFonts w:asciiTheme="minorHAnsi" w:eastAsiaTheme="minorEastAsia" w:hAnsiTheme="minorHAnsi" w:cstheme="minorBidi"/>
               <w:noProof/>
@@ -509,52 +671,59 @@
               <w14:ligatures w14:val="standardContextual"/>
             </w:rPr>
           </w:pPr>
-          <w:hyperlink w:anchor="_Toc229156271" w:history="1">
+          <w:hyperlink w:anchor="_Toc230551649" w:history="1">
             <w:r>
               <w:rPr>
                 <w:rStyle w:val="Hyperlink"/>
                 <w:noProof/>
               </w:rPr>
-              <w:t>2. System Purpose and Responsibilities</w:t>
-            </w:r>
-            <w:r>
-              <w:rPr>
-                <w:noProof/>
+              <w:t>3. Technical Overview</w:t>
+            </w:r>
+            <w:r>
+              <w:rPr>
+                <w:noProof/>
+                <w:webHidden/>
               </w:rPr>
               <w:tab/>
             </w:r>
             <w:r>
               <w:rPr>
                 <w:noProof/>
+                <w:webHidden/>
               </w:rPr>
               <w:fldChar w:fldCharType="begin"/>
             </w:r>
             <w:r>
               <w:rPr>
                 <w:noProof/>
-              </w:rPr>
-              <w:instrText xml:space="preserve"> PAGEREF _Toc229156271 \h </w:instrText>
-            </w:r>
-            <w:r>
-              <w:rPr>
-                <w:noProof/>
-              </w:rPr>
-            </w:r>
-            <w:r>
-              <w:rPr>
-                <w:noProof/>
+                <w:webHidden/>
+              </w:rPr>
+              <w:instrText xml:space="preserve"> PAGEREF _Toc230551649 \h </w:instrText>
+            </w:r>
+            <w:r>
+              <w:rPr>
+                <w:noProof/>
+                <w:webHidden/>
+              </w:rPr>
+            </w:r>
+            <w:r>
+              <w:rPr>
+                <w:noProof/>
+                <w:webHidden/>
               </w:rPr>
               <w:fldChar w:fldCharType="separate"/>
             </w:r>
             <w:r>
               <w:rPr>
                 <w:noProof/>
+                <w:webHidden/>
               </w:rPr>
               <w:t>3</w:t>
             </w:r>
             <w:r>
               <w:rPr>
                 <w:noProof/>
+                <w:webHidden/>
               </w:rPr>
               <w:fldChar w:fldCharType="end"/>
             </w:r>
@@ -563,9 +732,6 @@
         <w:p>
           <w:pPr>
             <w:pStyle w:val="TOC3"/>
-            <w:tabs>
-              <w:tab w:val="right" w:leader="dot" w:pos="9016"/>
-            </w:tabs>
             <w:rPr>
               <w:rFonts w:asciiTheme="minorHAnsi" w:eastAsiaTheme="minorEastAsia" w:hAnsiTheme="minorHAnsi" w:cstheme="minorBidi"/>
               <w:noProof/>
@@ -575,52 +741,59 @@
               <w14:ligatures w14:val="standardContextual"/>
             </w:rPr>
           </w:pPr>
-          <w:hyperlink w:anchor="_Toc229156272" w:history="1">
+          <w:hyperlink w:anchor="_Toc230551650" w:history="1">
             <w:r>
               <w:rPr>
                 <w:rStyle w:val="Hyperlink"/>
                 <w:noProof/>
               </w:rPr>
-              <w:t>2.1 API-based Coordination</w:t>
-            </w:r>
-            <w:r>
-              <w:rPr>
-                <w:noProof/>
+              <w:t>3.1 General Characteristics</w:t>
+            </w:r>
+            <w:r>
+              <w:rPr>
+                <w:noProof/>
+                <w:webHidden/>
               </w:rPr>
               <w:tab/>
             </w:r>
             <w:r>
               <w:rPr>
                 <w:noProof/>
+                <w:webHidden/>
               </w:rPr>
               <w:fldChar w:fldCharType="begin"/>
             </w:r>
             <w:r>
               <w:rPr>
                 <w:noProof/>
-              </w:rPr>
-              <w:instrText xml:space="preserve"> PAGEREF _Toc229156272 \h </w:instrText>
-            </w:r>
-            <w:r>
-              <w:rPr>
-                <w:noProof/>
-              </w:rPr>
-            </w:r>
-            <w:r>
-              <w:rPr>
-                <w:noProof/>
+                <w:webHidden/>
+              </w:rPr>
+              <w:instrText xml:space="preserve"> PAGEREF _Toc230551650 \h </w:instrText>
+            </w:r>
+            <w:r>
+              <w:rPr>
+                <w:noProof/>
+                <w:webHidden/>
+              </w:rPr>
+            </w:r>
+            <w:r>
+              <w:rPr>
+                <w:noProof/>
+                <w:webHidden/>
               </w:rPr>
               <w:fldChar w:fldCharType="separate"/>
             </w:r>
             <w:r>
               <w:rPr>
                 <w:noProof/>
+                <w:webHidden/>
               </w:rPr>
               <w:t>3</w:t>
             </w:r>
             <w:r>
               <w:rPr>
                 <w:noProof/>
+                <w:webHidden/>
               </w:rPr>
               <w:fldChar w:fldCharType="end"/>
             </w:r>
@@ -628,10 +801,7 @@
         </w:p>
         <w:p>
           <w:pPr>
-            <w:pStyle w:val="TOC2"/>
-            <w:tabs>
-              <w:tab w:val="right" w:leader="dot" w:pos="9016"/>
-            </w:tabs>
+            <w:pStyle w:val="TOC3"/>
             <w:rPr>
               <w:rFonts w:asciiTheme="minorHAnsi" w:eastAsiaTheme="minorEastAsia" w:hAnsiTheme="minorHAnsi" w:cstheme="minorBidi"/>
               <w:noProof/>
@@ -641,52 +811,59 @@
               <w14:ligatures w14:val="standardContextual"/>
             </w:rPr>
           </w:pPr>
-          <w:hyperlink w:anchor="_Toc229156273" w:history="1">
+          <w:hyperlink w:anchor="_Toc230551651" w:history="1">
             <w:r>
               <w:rPr>
                 <w:rStyle w:val="Hyperlink"/>
                 <w:noProof/>
               </w:rPr>
-              <w:t>3. Technical Overview</w:t>
-            </w:r>
-            <w:r>
-              <w:rPr>
-                <w:noProof/>
+              <w:t>3.2 Normal Operation Mode</w:t>
+            </w:r>
+            <w:r>
+              <w:rPr>
+                <w:noProof/>
+                <w:webHidden/>
               </w:rPr>
               <w:tab/>
             </w:r>
             <w:r>
               <w:rPr>
                 <w:noProof/>
+                <w:webHidden/>
               </w:rPr>
               <w:fldChar w:fldCharType="begin"/>
             </w:r>
             <w:r>
               <w:rPr>
                 <w:noProof/>
-              </w:rPr>
-              <w:instrText xml:space="preserve"> PAGEREF _Toc229156273 \h </w:instrText>
-            </w:r>
-            <w:r>
-              <w:rPr>
-                <w:noProof/>
-              </w:rPr>
-            </w:r>
-            <w:r>
-              <w:rPr>
-                <w:noProof/>
+                <w:webHidden/>
+              </w:rPr>
+              <w:instrText xml:space="preserve"> PAGEREF _Toc230551651 \h </w:instrText>
+            </w:r>
+            <w:r>
+              <w:rPr>
+                <w:noProof/>
+                <w:webHidden/>
+              </w:rPr>
+            </w:r>
+            <w:r>
+              <w:rPr>
+                <w:noProof/>
+                <w:webHidden/>
               </w:rPr>
               <w:fldChar w:fldCharType="separate"/>
             </w:r>
             <w:r>
               <w:rPr>
                 <w:noProof/>
+                <w:webHidden/>
               </w:rPr>
               <w:t>3</w:t>
             </w:r>
             <w:r>
               <w:rPr>
                 <w:noProof/>
+                <w:webHidden/>
               </w:rPr>
               <w:fldChar w:fldCharType="end"/>
             </w:r>
@@ -695,9 +872,6 @@
         <w:p>
           <w:pPr>
             <w:pStyle w:val="TOC3"/>
-            <w:tabs>
-              <w:tab w:val="right" w:leader="dot" w:pos="9016"/>
-            </w:tabs>
             <w:rPr>
               <w:rFonts w:asciiTheme="minorHAnsi" w:eastAsiaTheme="minorEastAsia" w:hAnsiTheme="minorHAnsi" w:cstheme="minorBidi"/>
               <w:noProof/>
@@ -707,52 +881,59 @@
               <w14:ligatures w14:val="standardContextual"/>
             </w:rPr>
           </w:pPr>
-          <w:hyperlink w:anchor="_Toc229156274" w:history="1">
+          <w:hyperlink w:anchor="_Toc230551652" w:history="1">
             <w:r>
               <w:rPr>
                 <w:rStyle w:val="Hyperlink"/>
                 <w:noProof/>
               </w:rPr>
-              <w:t>3.1 General Characteristics</w:t>
-            </w:r>
-            <w:r>
-              <w:rPr>
-                <w:noProof/>
+              <w:t>3.3 Fault and Recovery Handling</w:t>
+            </w:r>
+            <w:r>
+              <w:rPr>
+                <w:noProof/>
+                <w:webHidden/>
               </w:rPr>
               <w:tab/>
             </w:r>
             <w:r>
               <w:rPr>
                 <w:noProof/>
+                <w:webHidden/>
               </w:rPr>
               <w:fldChar w:fldCharType="begin"/>
             </w:r>
             <w:r>
               <w:rPr>
                 <w:noProof/>
-              </w:rPr>
-              <w:instrText xml:space="preserve"> PAGEREF _Toc229156274 \h </w:instrText>
-            </w:r>
-            <w:r>
-              <w:rPr>
-                <w:noProof/>
-              </w:rPr>
-            </w:r>
-            <w:r>
-              <w:rPr>
-                <w:noProof/>
+                <w:webHidden/>
+              </w:rPr>
+              <w:instrText xml:space="preserve"> PAGEREF _Toc230551652 \h </w:instrText>
+            </w:r>
+            <w:r>
+              <w:rPr>
+                <w:noProof/>
+                <w:webHidden/>
+              </w:rPr>
+            </w:r>
+            <w:r>
+              <w:rPr>
+                <w:noProof/>
+                <w:webHidden/>
               </w:rPr>
               <w:fldChar w:fldCharType="separate"/>
             </w:r>
             <w:r>
               <w:rPr>
                 <w:noProof/>
-              </w:rPr>
-              <w:t>3</w:t>
-            </w:r>
-            <w:r>
-              <w:rPr>
-                <w:noProof/>
+                <w:webHidden/>
+              </w:rPr>
+              <w:t>4</w:t>
+            </w:r>
+            <w:r>
+              <w:rPr>
+                <w:noProof/>
+                <w:webHidden/>
               </w:rPr>
               <w:fldChar w:fldCharType="end"/>
             </w:r>
@@ -760,10 +941,7 @@
         </w:p>
         <w:p>
           <w:pPr>
-            <w:pStyle w:val="TOC3"/>
-            <w:tabs>
-              <w:tab w:val="right" w:leader="dot" w:pos="9016"/>
-            </w:tabs>
+            <w:pStyle w:val="TOC2"/>
             <w:rPr>
               <w:rFonts w:asciiTheme="minorHAnsi" w:eastAsiaTheme="minorEastAsia" w:hAnsiTheme="minorHAnsi" w:cstheme="minorBidi"/>
               <w:noProof/>
@@ -773,52 +951,59 @@
               <w14:ligatures w14:val="standardContextual"/>
             </w:rPr>
           </w:pPr>
-          <w:hyperlink w:anchor="_Toc229156275" w:history="1">
+          <w:hyperlink w:anchor="_Toc230551653" w:history="1">
             <w:r>
               <w:rPr>
                 <w:rStyle w:val="Hyperlink"/>
                 <w:noProof/>
               </w:rPr>
-              <w:t>3.2 Normal Operation Mode</w:t>
-            </w:r>
-            <w:r>
-              <w:rPr>
-                <w:noProof/>
+              <w:t>4. Basic Requirements</w:t>
+            </w:r>
+            <w:r>
+              <w:rPr>
+                <w:noProof/>
+                <w:webHidden/>
               </w:rPr>
               <w:tab/>
             </w:r>
             <w:r>
               <w:rPr>
                 <w:noProof/>
+                <w:webHidden/>
               </w:rPr>
               <w:fldChar w:fldCharType="begin"/>
             </w:r>
             <w:r>
               <w:rPr>
                 <w:noProof/>
-              </w:rPr>
-              <w:instrText xml:space="preserve"> PAGEREF _Toc229156275 \h </w:instrText>
-            </w:r>
-            <w:r>
-              <w:rPr>
-                <w:noProof/>
-              </w:rPr>
-            </w:r>
-            <w:r>
-              <w:rPr>
-                <w:noProof/>
+                <w:webHidden/>
+              </w:rPr>
+              <w:instrText xml:space="preserve"> PAGEREF _Toc230551653 \h </w:instrText>
+            </w:r>
+            <w:r>
+              <w:rPr>
+                <w:noProof/>
+                <w:webHidden/>
+              </w:rPr>
+            </w:r>
+            <w:r>
+              <w:rPr>
+                <w:noProof/>
+                <w:webHidden/>
               </w:rPr>
               <w:fldChar w:fldCharType="separate"/>
             </w:r>
             <w:r>
               <w:rPr>
                 <w:noProof/>
-              </w:rPr>
-              <w:t>3</w:t>
-            </w:r>
-            <w:r>
-              <w:rPr>
-                <w:noProof/>
+                <w:webHidden/>
+              </w:rPr>
+              <w:t>4</w:t>
+            </w:r>
+            <w:r>
+              <w:rPr>
+                <w:noProof/>
+                <w:webHidden/>
               </w:rPr>
               <w:fldChar w:fldCharType="end"/>
             </w:r>
@@ -826,10 +1011,7 @@
         </w:p>
         <w:p>
           <w:pPr>
-            <w:pStyle w:val="TOC3"/>
-            <w:tabs>
-              <w:tab w:val="right" w:leader="dot" w:pos="9016"/>
-            </w:tabs>
+            <w:pStyle w:val="TOC2"/>
             <w:rPr>
               <w:rFonts w:asciiTheme="minorHAnsi" w:eastAsiaTheme="minorEastAsia" w:hAnsiTheme="minorHAnsi" w:cstheme="minorBidi"/>
               <w:noProof/>
@@ -839,52 +1021,59 @@
               <w14:ligatures w14:val="standardContextual"/>
             </w:rPr>
           </w:pPr>
-          <w:hyperlink w:anchor="_Toc229156276" w:history="1">
+          <w:hyperlink w:anchor="_Toc230551654" w:history="1">
             <w:r>
               <w:rPr>
                 <w:rStyle w:val="Hyperlink"/>
                 <w:noProof/>
               </w:rPr>
-              <w:t>3.3 Fault and Recovery Handling</w:t>
-            </w:r>
-            <w:r>
-              <w:rPr>
-                <w:noProof/>
+              <w:t>5. Implemented Features</w:t>
+            </w:r>
+            <w:r>
+              <w:rPr>
+                <w:noProof/>
+                <w:webHidden/>
               </w:rPr>
               <w:tab/>
             </w:r>
             <w:r>
               <w:rPr>
                 <w:noProof/>
+                <w:webHidden/>
               </w:rPr>
               <w:fldChar w:fldCharType="begin"/>
             </w:r>
             <w:r>
               <w:rPr>
                 <w:noProof/>
-              </w:rPr>
-              <w:instrText xml:space="preserve"> PAGEREF _Toc229156276 \h </w:instrText>
-            </w:r>
-            <w:r>
-              <w:rPr>
-                <w:noProof/>
-              </w:rPr>
-            </w:r>
-            <w:r>
-              <w:rPr>
-                <w:noProof/>
+                <w:webHidden/>
+              </w:rPr>
+              <w:instrText xml:space="preserve"> PAGEREF _Toc230551654 \h </w:instrText>
+            </w:r>
+            <w:r>
+              <w:rPr>
+                <w:noProof/>
+                <w:webHidden/>
+              </w:rPr>
+            </w:r>
+            <w:r>
+              <w:rPr>
+                <w:noProof/>
+                <w:webHidden/>
               </w:rPr>
               <w:fldChar w:fldCharType="separate"/>
             </w:r>
             <w:r>
               <w:rPr>
                 <w:noProof/>
+                <w:webHidden/>
               </w:rPr>
               <w:t>4</w:t>
             </w:r>
             <w:r>
               <w:rPr>
                 <w:noProof/>
+                <w:webHidden/>
               </w:rPr>
               <w:fldChar w:fldCharType="end"/>
             </w:r>
@@ -893,9 +1082,6 @@
         <w:p>
           <w:pPr>
             <w:pStyle w:val="TOC2"/>
-            <w:tabs>
-              <w:tab w:val="right" w:leader="dot" w:pos="9016"/>
-            </w:tabs>
             <w:rPr>
               <w:rFonts w:asciiTheme="minorHAnsi" w:eastAsiaTheme="minorEastAsia" w:hAnsiTheme="minorHAnsi" w:cstheme="minorBidi"/>
               <w:noProof/>
@@ -905,52 +1091,59 @@
               <w14:ligatures w14:val="standardContextual"/>
             </w:rPr>
           </w:pPr>
-          <w:hyperlink w:anchor="_Toc229156277" w:history="1">
+          <w:hyperlink w:anchor="_Toc230551655" w:history="1">
             <w:r>
               <w:rPr>
                 <w:rStyle w:val="Hyperlink"/>
                 <w:noProof/>
               </w:rPr>
-              <w:t>4. Basic Requirements</w:t>
-            </w:r>
-            <w:r>
-              <w:rPr>
-                <w:noProof/>
+              <w:t>6. Future Work</w:t>
+            </w:r>
+            <w:r>
+              <w:rPr>
+                <w:noProof/>
+                <w:webHidden/>
               </w:rPr>
               <w:tab/>
             </w:r>
             <w:r>
               <w:rPr>
                 <w:noProof/>
+                <w:webHidden/>
               </w:rPr>
               <w:fldChar w:fldCharType="begin"/>
             </w:r>
             <w:r>
               <w:rPr>
                 <w:noProof/>
-              </w:rPr>
-              <w:instrText xml:space="preserve"> PAGEREF _Toc229156277 \h </w:instrText>
-            </w:r>
-            <w:r>
-              <w:rPr>
-                <w:noProof/>
-              </w:rPr>
-            </w:r>
-            <w:r>
-              <w:rPr>
-                <w:noProof/>
+                <w:webHidden/>
+              </w:rPr>
+              <w:instrText xml:space="preserve"> PAGEREF _Toc230551655 \h </w:instrText>
+            </w:r>
+            <w:r>
+              <w:rPr>
+                <w:noProof/>
+                <w:webHidden/>
+              </w:rPr>
+            </w:r>
+            <w:r>
+              <w:rPr>
+                <w:noProof/>
+                <w:webHidden/>
               </w:rPr>
               <w:fldChar w:fldCharType="separate"/>
             </w:r>
             <w:r>
               <w:rPr>
                 <w:noProof/>
+                <w:webHidden/>
               </w:rPr>
               <w:t>4</w:t>
             </w:r>
             <w:r>
               <w:rPr>
                 <w:noProof/>
+                <w:webHidden/>
               </w:rPr>
               <w:fldChar w:fldCharType="end"/>
             </w:r>
@@ -958,147 +1151,7 @@
         </w:p>
         <w:p>
           <w:pPr>
-            <w:pStyle w:val="TOC2"/>
-            <w:tabs>
-              <w:tab w:val="right" w:leader="dot" w:pos="9016"/>
-            </w:tabs>
-            <w:rPr>
-              <w:rFonts w:asciiTheme="minorHAnsi" w:eastAsiaTheme="minorEastAsia" w:hAnsiTheme="minorHAnsi" w:cstheme="minorBidi"/>
-              <w:noProof/>
-              <w:kern w:val="2"/>
-              <w:sz w:val="24"/>
-              <w:szCs w:val="24"/>
-              <w14:ligatures w14:val="standardContextual"/>
-            </w:rPr>
-          </w:pPr>
-          <w:hyperlink w:anchor="_Toc229156278" w:history="1">
-            <w:r>
-              <w:rPr>
-                <w:rStyle w:val="Hyperlink"/>
-                <w:noProof/>
-              </w:rPr>
-              <w:t>5. Implemented Features</w:t>
-            </w:r>
-            <w:r>
-              <w:rPr>
-                <w:noProof/>
-              </w:rPr>
-              <w:tab/>
-            </w:r>
-            <w:r>
-              <w:rPr>
-                <w:noProof/>
-              </w:rPr>
-              <w:fldChar w:fldCharType="begin"/>
-            </w:r>
-            <w:r>
-              <w:rPr>
-                <w:noProof/>
-              </w:rPr>
-              <w:instrText xml:space="preserve"> PAGEREF _Toc229156278 \h </w:instrText>
-            </w:r>
-            <w:r>
-              <w:rPr>
-                <w:noProof/>
-              </w:rPr>
-            </w:r>
-            <w:r>
-              <w:rPr>
-                <w:noProof/>
-              </w:rPr>
-              <w:fldChar w:fldCharType="separate"/>
-            </w:r>
-            <w:r>
-              <w:rPr>
-                <w:noProof/>
-              </w:rPr>
-              <w:t>4</w:t>
-            </w:r>
-            <w:r>
-              <w:rPr>
-                <w:noProof/>
-              </w:rPr>
-              <w:fldChar w:fldCharType="end"/>
-            </w:r>
-          </w:hyperlink>
-        </w:p>
-        <w:p>
-          <w:pPr>
-            <w:pStyle w:val="TOC2"/>
-            <w:tabs>
-              <w:tab w:val="right" w:leader="dot" w:pos="9016"/>
-            </w:tabs>
-            <w:rPr>
-              <w:rFonts w:asciiTheme="minorHAnsi" w:eastAsiaTheme="minorEastAsia" w:hAnsiTheme="minorHAnsi" w:cstheme="minorBidi"/>
-              <w:noProof/>
-              <w:kern w:val="2"/>
-              <w:sz w:val="24"/>
-              <w:szCs w:val="24"/>
-              <w14:ligatures w14:val="standardContextual"/>
-            </w:rPr>
-          </w:pPr>
-          <w:hyperlink w:anchor="_Toc229156279" w:history="1">
-            <w:r>
-              <w:rPr>
-                <w:rStyle w:val="Hyperlink"/>
-                <w:noProof/>
-              </w:rPr>
-              <w:t>6. Future Work</w:t>
-            </w:r>
-            <w:r>
-              <w:rPr>
-                <w:noProof/>
-              </w:rPr>
-              <w:tab/>
-            </w:r>
-            <w:r>
-              <w:rPr>
-                <w:noProof/>
-              </w:rPr>
-              <w:fldChar w:fldCharType="begin"/>
-            </w:r>
-            <w:r>
-              <w:rPr>
-                <w:noProof/>
-              </w:rPr>
-              <w:instrText xml:space="preserve"> PAGEREF _Toc229156279 \h </w:instrText>
-            </w:r>
-            <w:r>
-              <w:rPr>
-                <w:noProof/>
-              </w:rPr>
-            </w:r>
-            <w:r>
-              <w:rPr>
-                <w:noProof/>
-              </w:rPr>
-              <w:fldChar w:fldCharType="separate"/>
-            </w:r>
-            <w:r>
-              <w:rPr>
-                <w:noProof/>
-              </w:rPr>
-              <w:t>4</w:t>
-            </w:r>
-            <w:r>
-              <w:rPr>
-                <w:noProof/>
-              </w:rPr>
-              <w:fldChar w:fldCharType="end"/>
-            </w:r>
-          </w:hyperlink>
-        </w:p>
-        <w:p>
-          <w:pPr>
-            <w:jc w:val="both"/>
-            <w:sectPr>
-              <w:footerReference w:type="default" r:id="rId7"/>
-              <w:pgSz w:w="11906" w:h="16838"/>
-              <w:pgMar w:top="1440" w:right="1440" w:bottom="1440" w:left="1440" w:header="708" w:footer="708" w:gutter="0"/>
-              <w:pgNumType w:start="1"/>
-              <w:cols w:space="720"/>
-              <w:docGrid w:linePitch="360"/>
-            </w:sectPr>
+            <w:pStyle w:val="TOCHeading"/>
           </w:pPr>
           <w:r>
             <w:fldChar w:fldCharType="end"/>
@@ -1107,11 +1160,15 @@
       </w:sdtContent>
     </w:sdt>
     <w:p>
+      <w:r>
+        <w:br w:type="page"/>
+      </w:r>
+    </w:p>
+    <w:p>
       <w:pPr>
         <w:pStyle w:val="Heading1"/>
-        <w:jc w:val="both"/>
-      </w:pPr>
-      <w:bookmarkStart w:id="0" w:name="_Toc229156264"/>
+      </w:pPr>
+      <w:bookmarkStart w:id="0" w:name="_Toc230551640"/>
       <w:r>
         <w:lastRenderedPageBreak/>
         <w:t>Vision Documentation</w:t>
@@ -1121,25 +1178,51 @@
     <w:p>
       <w:pPr>
         <w:pStyle w:val="Heading1"/>
-        <w:jc w:val="both"/>
-      </w:pPr>
-      <w:bookmarkStart w:id="1" w:name="_Toc229156265"/>
+      </w:pPr>
+      <w:bookmarkStart w:id="1" w:name="_Toc230551641"/>
       <w:r>
         <w:t>Interactive House</w:t>
       </w:r>
       <w:bookmarkEnd w:id="1"/>
     </w:p>
-    <w:p>
-      <w:pPr>
-        <w:jc w:val="both"/>
-      </w:pPr>
-    </w:p>
+    <w:p/>
+    <w:p>
+      <w:r>
+        <w:rPr>
+          <w:b/>
+          <w:bCs/>
+        </w:rPr>
+        <w:t xml:space="preserve">GitHub: </w:t>
+      </w:r>
+      <w:hyperlink r:id="rId7" w:history="1">
+        <w:r>
+          <w:rPr>
+            <w:rStyle w:val="Hyperlink"/>
+          </w:rPr>
+          <w:t>Interactive House</w:t>
+        </w:r>
+      </w:hyperlink>
+      <w:r>
+        <w:t xml:space="preserve"> — see </w:t>
+      </w:r>
+      <w:r>
+        <w:rPr>
+          <w:rFonts w:ascii="Courier New" w:eastAsia="Courier New" w:hAnsi="Courier New" w:cs="Courier New"/>
+          <w:b/>
+          <w:bCs/>
+        </w:rPr>
+        <w:t>SG1_Server_DB/</w:t>
+      </w:r>
+      <w:r>
+        <w:t xml:space="preserve"> for server &amp; database code</w:t>
+      </w:r>
+    </w:p>
+    <w:p/>
     <w:p>
       <w:pPr>
         <w:pStyle w:val="Heading2"/>
-        <w:jc w:val="both"/>
-      </w:pPr>
-      <w:bookmarkStart w:id="2" w:name="_Toc229156266"/>
+      </w:pPr>
+      <w:bookmarkStart w:id="2" w:name="_Toc230551642"/>
       <w:r>
         <w:t>Revision History</w:t>
       </w:r>
@@ -1163,10 +1246,10 @@
         <w:tblLook w:val="04A0" w:firstRow="1" w:lastRow="0" w:firstColumn="1" w:lastColumn="0" w:noHBand="0" w:noVBand="1"/>
       </w:tblPr>
       <w:tblGrid>
-        <w:gridCol w:w="1099"/>
-        <w:gridCol w:w="974"/>
-        <w:gridCol w:w="4650"/>
-        <w:gridCol w:w="2637"/>
+        <w:gridCol w:w="1800"/>
+        <w:gridCol w:w="1200"/>
+        <w:gridCol w:w="4560"/>
+        <w:gridCol w:w="1800"/>
       </w:tblGrid>
       <w:tr>
         <w:tblPrEx>
@@ -1180,14 +1263,14 @@
         </w:trPr>
         <w:tc>
           <w:tcPr>
-            <w:tcW w:w="1100" w:type="dxa"/>
+            <w:tcW w:w="1800" w:type="dxa"/>
             <w:tcBorders>
               <w:top w:val="single" w:sz="1" w:space="0" w:color="CCCCCC"/>
               <w:left w:val="single" w:sz="1" w:space="0" w:color="CCCCCC"/>
               <w:bottom w:val="single" w:sz="1" w:space="0" w:color="CCCCCC"/>
               <w:right w:val="single" w:sz="1" w:space="0" w:color="CCCCCC"/>
             </w:tcBorders>
-            <w:shd w:val="clear" w:color="auto" w:fill="2E6DA4"/>
+            <w:shd w:val="clear" w:color="auto" w:fill="2E4057"/>
             <w:tcMar>
               <w:top w:w="80" w:type="dxa"/>
               <w:left w:w="120" w:type="dxa"/>
@@ -1197,14 +1280,13 @@
             <w:vAlign w:val="center"/>
           </w:tcPr>
           <w:p>
-            <w:pPr>
-              <w:jc w:val="both"/>
-            </w:pPr>
             <w:r>
               <w:rPr>
                 <w:b/>
                 <w:bCs/>
                 <w:color w:val="FFFFFF"/>
+                <w:sz w:val="20"/>
+                <w:szCs w:val="20"/>
               </w:rPr>
               <w:t>Date</w:t>
             </w:r>
@@ -1212,14 +1294,14 @@
         </w:tc>
         <w:tc>
           <w:tcPr>
-            <w:tcW w:w="900" w:type="dxa"/>
+            <w:tcW w:w="1200" w:type="dxa"/>
             <w:tcBorders>
               <w:top w:val="single" w:sz="1" w:space="0" w:color="CCCCCC"/>
               <w:left w:val="single" w:sz="1" w:space="0" w:color="CCCCCC"/>
               <w:bottom w:val="single" w:sz="1" w:space="0" w:color="CCCCCC"/>
               <w:right w:val="single" w:sz="1" w:space="0" w:color="CCCCCC"/>
             </w:tcBorders>
-            <w:shd w:val="clear" w:color="auto" w:fill="2E6DA4"/>
+            <w:shd w:val="clear" w:color="auto" w:fill="2E4057"/>
             <w:tcMar>
               <w:top w:w="80" w:type="dxa"/>
               <w:left w:w="120" w:type="dxa"/>
@@ -1229,14 +1311,13 @@
             <w:vAlign w:val="center"/>
           </w:tcPr>
           <w:p>
-            <w:pPr>
-              <w:jc w:val="both"/>
-            </w:pPr>
             <w:r>
               <w:rPr>
                 <w:b/>
                 <w:bCs/>
                 <w:color w:val="FFFFFF"/>
+                <w:sz w:val="20"/>
+                <w:szCs w:val="20"/>
               </w:rPr>
               <w:t>Version</w:t>
             </w:r>
@@ -1244,14 +1325,14 @@
         </w:tc>
         <w:tc>
           <w:tcPr>
-            <w:tcW w:w="4700" w:type="dxa"/>
+            <w:tcW w:w="4560" w:type="dxa"/>
             <w:tcBorders>
               <w:top w:val="single" w:sz="1" w:space="0" w:color="CCCCCC"/>
               <w:left w:val="single" w:sz="1" w:space="0" w:color="CCCCCC"/>
               <w:bottom w:val="single" w:sz="1" w:space="0" w:color="CCCCCC"/>
               <w:right w:val="single" w:sz="1" w:space="0" w:color="CCCCCC"/>
             </w:tcBorders>
-            <w:shd w:val="clear" w:color="auto" w:fill="2E6DA4"/>
+            <w:shd w:val="clear" w:color="auto" w:fill="2E4057"/>
             <w:tcMar>
               <w:top w:w="80" w:type="dxa"/>
               <w:left w:w="120" w:type="dxa"/>
@@ -1261,14 +1342,13 @@
             <w:vAlign w:val="center"/>
           </w:tcPr>
           <w:p>
-            <w:pPr>
-              <w:jc w:val="both"/>
-            </w:pPr>
             <w:r>
               <w:rPr>
                 <w:b/>
                 <w:bCs/>
                 <w:color w:val="FFFFFF"/>
+                <w:sz w:val="20"/>
+                <w:szCs w:val="20"/>
               </w:rPr>
               <w:t>Description</w:t>
             </w:r>
@@ -1276,14 +1356,14 @@
         </w:tc>
         <w:tc>
           <w:tcPr>
-            <w:tcW w:w="2660" w:type="dxa"/>
+            <w:tcW w:w="1800" w:type="dxa"/>
             <w:tcBorders>
               <w:top w:val="single" w:sz="1" w:space="0" w:color="CCCCCC"/>
               <w:left w:val="single" w:sz="1" w:space="0" w:color="CCCCCC"/>
               <w:bottom w:val="single" w:sz="1" w:space="0" w:color="CCCCCC"/>
               <w:right w:val="single" w:sz="1" w:space="0" w:color="CCCCCC"/>
             </w:tcBorders>
-            <w:shd w:val="clear" w:color="auto" w:fill="2E6DA4"/>
+            <w:shd w:val="clear" w:color="auto" w:fill="2E4057"/>
             <w:tcMar>
               <w:top w:w="80" w:type="dxa"/>
               <w:left w:w="120" w:type="dxa"/>
@@ -1293,14 +1373,13 @@
             <w:vAlign w:val="center"/>
           </w:tcPr>
           <w:p>
-            <w:pPr>
-              <w:jc w:val="both"/>
-            </w:pPr>
             <w:r>
               <w:rPr>
                 <w:b/>
                 <w:bCs/>
                 <w:color w:val="FFFFFF"/>
+                <w:sz w:val="20"/>
+                <w:szCs w:val="20"/>
               </w:rPr>
               <w:t>Author</w:t>
             </w:r>
@@ -1316,14 +1395,14 @@
         </w:tblPrEx>
         <w:tc>
           <w:tcPr>
-            <w:tcW w:w="1100" w:type="dxa"/>
+            <w:tcW w:w="1800" w:type="dxa"/>
             <w:tcBorders>
               <w:top w:val="single" w:sz="1" w:space="0" w:color="CCCCCC"/>
               <w:left w:val="single" w:sz="1" w:space="0" w:color="CCCCCC"/>
               <w:bottom w:val="single" w:sz="1" w:space="0" w:color="CCCCCC"/>
               <w:right w:val="single" w:sz="1" w:space="0" w:color="CCCCCC"/>
             </w:tcBorders>
-            <w:shd w:val="clear" w:color="auto" w:fill="FFFFFF"/>
+            <w:shd w:val="clear" w:color="auto" w:fill="F2F2F2"/>
             <w:tcMar>
               <w:top w:w="80" w:type="dxa"/>
               <w:left w:w="120" w:type="dxa"/>
@@ -1333,24 +1412,26 @@
             <w:vAlign w:val="center"/>
           </w:tcPr>
           <w:p>
-            <w:pPr>
-              <w:jc w:val="both"/>
-            </w:pPr>
-            <w:r>
-              <w:t>08/02/26</w:t>
+            <w:r>
+              <w:rPr>
+                <w:color w:val="000000"/>
+                <w:sz w:val="20"/>
+                <w:szCs w:val="20"/>
+              </w:rPr>
+              <w:t>08/02/2026</w:t>
             </w:r>
           </w:p>
         </w:tc>
         <w:tc>
           <w:tcPr>
-            <w:tcW w:w="900" w:type="dxa"/>
+            <w:tcW w:w="1200" w:type="dxa"/>
             <w:tcBorders>
               <w:top w:val="single" w:sz="1" w:space="0" w:color="CCCCCC"/>
               <w:left w:val="single" w:sz="1" w:space="0" w:color="CCCCCC"/>
               <w:bottom w:val="single" w:sz="1" w:space="0" w:color="CCCCCC"/>
               <w:right w:val="single" w:sz="1" w:space="0" w:color="CCCCCC"/>
             </w:tcBorders>
-            <w:shd w:val="clear" w:color="auto" w:fill="FFFFFF"/>
+            <w:shd w:val="clear" w:color="auto" w:fill="F2F2F2"/>
             <w:tcMar>
               <w:top w:w="80" w:type="dxa"/>
               <w:left w:w="120" w:type="dxa"/>
@@ -1360,24 +1441,26 @@
             <w:vAlign w:val="center"/>
           </w:tcPr>
           <w:p>
-            <w:pPr>
-              <w:jc w:val="both"/>
-            </w:pPr>
-            <w:r>
+            <w:r>
+              <w:rPr>
+                <w:color w:val="000000"/>
+                <w:sz w:val="20"/>
+                <w:szCs w:val="20"/>
+              </w:rPr>
               <w:t>1.0</w:t>
             </w:r>
           </w:p>
         </w:tc>
         <w:tc>
           <w:tcPr>
-            <w:tcW w:w="4700" w:type="dxa"/>
+            <w:tcW w:w="4560" w:type="dxa"/>
             <w:tcBorders>
               <w:top w:val="single" w:sz="1" w:space="0" w:color="CCCCCC"/>
               <w:left w:val="single" w:sz="1" w:space="0" w:color="CCCCCC"/>
               <w:bottom w:val="single" w:sz="1" w:space="0" w:color="CCCCCC"/>
               <w:right w:val="single" w:sz="1" w:space="0" w:color="CCCCCC"/>
             </w:tcBorders>
-            <w:shd w:val="clear" w:color="auto" w:fill="FFFFFF"/>
+            <w:shd w:val="clear" w:color="auto" w:fill="F2F2F2"/>
             <w:tcMar>
               <w:top w:w="80" w:type="dxa"/>
               <w:left w:w="120" w:type="dxa"/>
@@ -1388,20 +1471,25 @@
           </w:tcPr>
           <w:p>
             <w:r>
+              <w:rPr>
+                <w:color w:val="000000"/>
+                <w:sz w:val="20"/>
+                <w:szCs w:val="20"/>
+              </w:rPr>
               <w:t>Laying down foundation of the vision</w:t>
             </w:r>
           </w:p>
         </w:tc>
         <w:tc>
           <w:tcPr>
-            <w:tcW w:w="2660" w:type="dxa"/>
+            <w:tcW w:w="1800" w:type="dxa"/>
             <w:tcBorders>
               <w:top w:val="single" w:sz="1" w:space="0" w:color="CCCCCC"/>
               <w:left w:val="single" w:sz="1" w:space="0" w:color="CCCCCC"/>
               <w:bottom w:val="single" w:sz="1" w:space="0" w:color="CCCCCC"/>
               <w:right w:val="single" w:sz="1" w:space="0" w:color="CCCCCC"/>
             </w:tcBorders>
-            <w:shd w:val="clear" w:color="auto" w:fill="FFFFFF"/>
+            <w:shd w:val="clear" w:color="auto" w:fill="F2F2F2"/>
             <w:tcMar>
               <w:top w:w="80" w:type="dxa"/>
               <w:left w:w="120" w:type="dxa"/>
@@ -1412,6 +1500,11 @@
           </w:tcPr>
           <w:p>
             <w:r>
+              <w:rPr>
+                <w:color w:val="000000"/>
+                <w:sz w:val="20"/>
+                <w:szCs w:val="20"/>
+              </w:rPr>
               <w:t>Katerina Arvay, Dario Ostojic, Andre Sandblom</w:t>
             </w:r>
           </w:p>
@@ -1426,14 +1519,13 @@
         </w:tblPrEx>
         <w:tc>
           <w:tcPr>
-            <w:tcW w:w="1100" w:type="dxa"/>
+            <w:tcW w:w="1800" w:type="dxa"/>
             <w:tcBorders>
               <w:top w:val="single" w:sz="1" w:space="0" w:color="CCCCCC"/>
               <w:left w:val="single" w:sz="1" w:space="0" w:color="CCCCCC"/>
               <w:bottom w:val="single" w:sz="1" w:space="0" w:color="CCCCCC"/>
               <w:right w:val="single" w:sz="1" w:space="0" w:color="CCCCCC"/>
             </w:tcBorders>
-            <w:shd w:val="clear" w:color="auto" w:fill="FFFFFF"/>
             <w:tcMar>
               <w:top w:w="80" w:type="dxa"/>
               <w:left w:w="120" w:type="dxa"/>
@@ -1443,24 +1535,25 @@
             <w:vAlign w:val="center"/>
           </w:tcPr>
           <w:p>
-            <w:pPr>
-              <w:jc w:val="both"/>
-            </w:pPr>
-            <w:r>
-              <w:t>17/03/26</w:t>
+            <w:r>
+              <w:rPr>
+                <w:color w:val="000000"/>
+                <w:sz w:val="20"/>
+                <w:szCs w:val="20"/>
+              </w:rPr>
+              <w:t>17/03/2026</w:t>
             </w:r>
           </w:p>
         </w:tc>
         <w:tc>
           <w:tcPr>
-            <w:tcW w:w="900" w:type="dxa"/>
+            <w:tcW w:w="1200" w:type="dxa"/>
             <w:tcBorders>
               <w:top w:val="single" w:sz="1" w:space="0" w:color="CCCCCC"/>
               <w:left w:val="single" w:sz="1" w:space="0" w:color="CCCCCC"/>
               <w:bottom w:val="single" w:sz="1" w:space="0" w:color="CCCCCC"/>
               <w:right w:val="single" w:sz="1" w:space="0" w:color="CCCCCC"/>
             </w:tcBorders>
-            <w:shd w:val="clear" w:color="auto" w:fill="FFFFFF"/>
             <w:tcMar>
               <w:top w:w="80" w:type="dxa"/>
               <w:left w:w="120" w:type="dxa"/>
@@ -1470,24 +1563,25 @@
             <w:vAlign w:val="center"/>
           </w:tcPr>
           <w:p>
-            <w:pPr>
-              <w:jc w:val="both"/>
-            </w:pPr>
-            <w:r>
+            <w:r>
+              <w:rPr>
+                <w:color w:val="000000"/>
+                <w:sz w:val="20"/>
+                <w:szCs w:val="20"/>
+              </w:rPr>
               <w:t>1.1</w:t>
             </w:r>
           </w:p>
         </w:tc>
         <w:tc>
           <w:tcPr>
-            <w:tcW w:w="4700" w:type="dxa"/>
+            <w:tcW w:w="4560" w:type="dxa"/>
             <w:tcBorders>
               <w:top w:val="single" w:sz="1" w:space="0" w:color="CCCCCC"/>
               <w:left w:val="single" w:sz="1" w:space="0" w:color="CCCCCC"/>
               <w:bottom w:val="single" w:sz="1" w:space="0" w:color="CCCCCC"/>
               <w:right w:val="single" w:sz="1" w:space="0" w:color="CCCCCC"/>
             </w:tcBorders>
-            <w:shd w:val="clear" w:color="auto" w:fill="FFFFFF"/>
             <w:tcMar>
               <w:top w:w="80" w:type="dxa"/>
               <w:left w:w="120" w:type="dxa"/>
@@ -1498,20 +1592,24 @@
           </w:tcPr>
           <w:p>
             <w:r>
+              <w:rPr>
+                <w:color w:val="000000"/>
+                <w:sz w:val="20"/>
+                <w:szCs w:val="20"/>
+              </w:rPr>
               <w:t>Updated vision to reflect current hybrid architecture and planned gateway-centered evolution</w:t>
             </w:r>
           </w:p>
         </w:tc>
         <w:tc>
           <w:tcPr>
-            <w:tcW w:w="2660" w:type="dxa"/>
+            <w:tcW w:w="1800" w:type="dxa"/>
             <w:tcBorders>
               <w:top w:val="single" w:sz="1" w:space="0" w:color="CCCCCC"/>
               <w:left w:val="single" w:sz="1" w:space="0" w:color="CCCCCC"/>
               <w:bottom w:val="single" w:sz="1" w:space="0" w:color="CCCCCC"/>
               <w:right w:val="single" w:sz="1" w:space="0" w:color="CCCCCC"/>
             </w:tcBorders>
-            <w:shd w:val="clear" w:color="auto" w:fill="FFFFFF"/>
             <w:tcMar>
               <w:top w:w="80" w:type="dxa"/>
               <w:left w:w="120" w:type="dxa"/>
@@ -1522,6 +1620,11 @@
           </w:tcPr>
           <w:p>
             <w:r>
+              <w:rPr>
+                <w:color w:val="000000"/>
+                <w:sz w:val="20"/>
+                <w:szCs w:val="20"/>
+              </w:rPr>
               <w:t>Katerina Arvay, Dario Ostojic, Andre Sandblom</w:t>
             </w:r>
           </w:p>
@@ -1536,14 +1639,14 @@
         </w:tblPrEx>
         <w:tc>
           <w:tcPr>
-            <w:tcW w:w="1100" w:type="dxa"/>
+            <w:tcW w:w="1800" w:type="dxa"/>
             <w:tcBorders>
               <w:top w:val="single" w:sz="1" w:space="0" w:color="CCCCCC"/>
               <w:left w:val="single" w:sz="1" w:space="0" w:color="CCCCCC"/>
               <w:bottom w:val="single" w:sz="1" w:space="0" w:color="CCCCCC"/>
               <w:right w:val="single" w:sz="1" w:space="0" w:color="CCCCCC"/>
             </w:tcBorders>
-            <w:shd w:val="clear" w:color="auto" w:fill="FFFFFF"/>
+            <w:shd w:val="clear" w:color="auto" w:fill="F2F2F2"/>
             <w:tcMar>
               <w:top w:w="80" w:type="dxa"/>
               <w:left w:w="120" w:type="dxa"/>
@@ -1553,24 +1656,26 @@
             <w:vAlign w:val="center"/>
           </w:tcPr>
           <w:p>
-            <w:pPr>
-              <w:jc w:val="both"/>
-            </w:pPr>
-            <w:r>
-              <w:t>23/04/26</w:t>
+            <w:r>
+              <w:rPr>
+                <w:color w:val="000000"/>
+                <w:sz w:val="20"/>
+                <w:szCs w:val="20"/>
+              </w:rPr>
+              <w:t>23/04/2026</w:t>
             </w:r>
           </w:p>
         </w:tc>
         <w:tc>
           <w:tcPr>
-            <w:tcW w:w="900" w:type="dxa"/>
+            <w:tcW w:w="1200" w:type="dxa"/>
             <w:tcBorders>
               <w:top w:val="single" w:sz="1" w:space="0" w:color="CCCCCC"/>
               <w:left w:val="single" w:sz="1" w:space="0" w:color="CCCCCC"/>
               <w:bottom w:val="single" w:sz="1" w:space="0" w:color="CCCCCC"/>
               <w:right w:val="single" w:sz="1" w:space="0" w:color="CCCCCC"/>
             </w:tcBorders>
-            <w:shd w:val="clear" w:color="auto" w:fill="FFFFFF"/>
+            <w:shd w:val="clear" w:color="auto" w:fill="F2F2F2"/>
             <w:tcMar>
               <w:top w:w="80" w:type="dxa"/>
               <w:left w:w="120" w:type="dxa"/>
@@ -1580,24 +1685,26 @@
             <w:vAlign w:val="center"/>
           </w:tcPr>
           <w:p>
-            <w:pPr>
-              <w:jc w:val="both"/>
-            </w:pPr>
-            <w:r>
+            <w:r>
+              <w:rPr>
+                <w:color w:val="000000"/>
+                <w:sz w:val="20"/>
+                <w:szCs w:val="20"/>
+              </w:rPr>
               <w:t>1.2</w:t>
             </w:r>
           </w:p>
         </w:tc>
         <w:tc>
           <w:tcPr>
-            <w:tcW w:w="4700" w:type="dxa"/>
+            <w:tcW w:w="4560" w:type="dxa"/>
             <w:tcBorders>
               <w:top w:val="single" w:sz="1" w:space="0" w:color="CCCCCC"/>
               <w:left w:val="single" w:sz="1" w:space="0" w:color="CCCCCC"/>
               <w:bottom w:val="single" w:sz="1" w:space="0" w:color="CCCCCC"/>
               <w:right w:val="single" w:sz="1" w:space="0" w:color="CCCCCC"/>
             </w:tcBorders>
-            <w:shd w:val="clear" w:color="auto" w:fill="FFFFFF"/>
+            <w:shd w:val="clear" w:color="auto" w:fill="F2F2F2"/>
             <w:tcMar>
               <w:top w:w="80" w:type="dxa"/>
               <w:left w:w="120" w:type="dxa"/>
@@ -1608,20 +1715,25 @@
           </w:tcPr>
           <w:p>
             <w:r>
+              <w:rPr>
+                <w:color w:val="000000"/>
+                <w:sz w:val="20"/>
+                <w:szCs w:val="20"/>
+              </w:rPr>
               <w:t>Updated vision to reflect the use of a backup database</w:t>
             </w:r>
           </w:p>
         </w:tc>
         <w:tc>
           <w:tcPr>
-            <w:tcW w:w="2660" w:type="dxa"/>
+            <w:tcW w:w="1800" w:type="dxa"/>
             <w:tcBorders>
               <w:top w:val="single" w:sz="1" w:space="0" w:color="CCCCCC"/>
               <w:left w:val="single" w:sz="1" w:space="0" w:color="CCCCCC"/>
               <w:bottom w:val="single" w:sz="1" w:space="0" w:color="CCCCCC"/>
               <w:right w:val="single" w:sz="1" w:space="0" w:color="CCCCCC"/>
             </w:tcBorders>
-            <w:shd w:val="clear" w:color="auto" w:fill="FFFFFF"/>
+            <w:shd w:val="clear" w:color="auto" w:fill="F2F2F2"/>
             <w:tcMar>
               <w:top w:w="80" w:type="dxa"/>
               <w:left w:w="120" w:type="dxa"/>
@@ -1632,6 +1744,11 @@
           </w:tcPr>
           <w:p>
             <w:r>
+              <w:rPr>
+                <w:color w:val="000000"/>
+                <w:sz w:val="20"/>
+                <w:szCs w:val="20"/>
+              </w:rPr>
               <w:t>Katerina Arvay, Dario Ostojic, Andre Sandblom</w:t>
             </w:r>
           </w:p>
@@ -1646,14 +1763,13 @@
         </w:tblPrEx>
         <w:tc>
           <w:tcPr>
-            <w:tcW w:w="1100" w:type="dxa"/>
+            <w:tcW w:w="1800" w:type="dxa"/>
             <w:tcBorders>
               <w:top w:val="single" w:sz="1" w:space="0" w:color="CCCCCC"/>
               <w:left w:val="single" w:sz="1" w:space="0" w:color="CCCCCC"/>
               <w:bottom w:val="single" w:sz="1" w:space="0" w:color="CCCCCC"/>
               <w:right w:val="single" w:sz="1" w:space="0" w:color="CCCCCC"/>
             </w:tcBorders>
-            <w:shd w:val="clear" w:color="auto" w:fill="FFFFFF"/>
             <w:tcMar>
               <w:top w:w="80" w:type="dxa"/>
               <w:left w:w="120" w:type="dxa"/>
@@ -1663,24 +1779,25 @@
             <w:vAlign w:val="center"/>
           </w:tcPr>
           <w:p>
-            <w:pPr>
-              <w:jc w:val="both"/>
-            </w:pPr>
-            <w:r>
-              <w:t>08/05/26</w:t>
+            <w:r>
+              <w:rPr>
+                <w:color w:val="000000"/>
+                <w:sz w:val="20"/>
+                <w:szCs w:val="20"/>
+              </w:rPr>
+              <w:t>08/05/2026</w:t>
             </w:r>
           </w:p>
         </w:tc>
         <w:tc>
           <w:tcPr>
-            <w:tcW w:w="900" w:type="dxa"/>
+            <w:tcW w:w="1200" w:type="dxa"/>
             <w:tcBorders>
               <w:top w:val="single" w:sz="1" w:space="0" w:color="CCCCCC"/>
               <w:left w:val="single" w:sz="1" w:space="0" w:color="CCCCCC"/>
               <w:bottom w:val="single" w:sz="1" w:space="0" w:color="CCCCCC"/>
               <w:right w:val="single" w:sz="1" w:space="0" w:color="CCCCCC"/>
             </w:tcBorders>
-            <w:shd w:val="clear" w:color="auto" w:fill="FFFFFF"/>
             <w:tcMar>
               <w:top w:w="80" w:type="dxa"/>
               <w:left w:w="120" w:type="dxa"/>
@@ -1690,24 +1807,25 @@
             <w:vAlign w:val="center"/>
           </w:tcPr>
           <w:p>
-            <w:pPr>
-              <w:jc w:val="both"/>
-            </w:pPr>
-            <w:r>
+            <w:r>
+              <w:rPr>
+                <w:color w:val="000000"/>
+                <w:sz w:val="20"/>
+                <w:szCs w:val="20"/>
+              </w:rPr>
               <w:t>1.3</w:t>
             </w:r>
           </w:p>
         </w:tc>
         <w:tc>
           <w:tcPr>
-            <w:tcW w:w="4700" w:type="dxa"/>
+            <w:tcW w:w="4560" w:type="dxa"/>
             <w:tcBorders>
               <w:top w:val="single" w:sz="1" w:space="0" w:color="CCCCCC"/>
               <w:left w:val="single" w:sz="1" w:space="0" w:color="CCCCCC"/>
               <w:bottom w:val="single" w:sz="1" w:space="0" w:color="CCCCCC"/>
               <w:right w:val="single" w:sz="1" w:space="0" w:color="CCCCCC"/>
             </w:tcBorders>
-            <w:shd w:val="clear" w:color="auto" w:fill="FFFFFF"/>
             <w:tcMar>
               <w:top w:w="80" w:type="dxa"/>
               <w:left w:w="120" w:type="dxa"/>
@@ -1718,20 +1836,24 @@
           </w:tcPr>
           <w:p>
             <w:r>
+              <w:rPr>
+                <w:color w:val="000000"/>
+                <w:sz w:val="20"/>
+                <w:szCs w:val="20"/>
+              </w:rPr>
               <w:t>Final revision: corrected architecture from codebase; backup DB noted as not implemented; two-collection Firestore structure; LCD device and Cloudflare Tunnel confirmed; Implemented Features and Future Work sections added</w:t>
             </w:r>
           </w:p>
         </w:tc>
         <w:tc>
           <w:tcPr>
-            <w:tcW w:w="2660" w:type="dxa"/>
+            <w:tcW w:w="1800" w:type="dxa"/>
             <w:tcBorders>
               <w:top w:val="single" w:sz="1" w:space="0" w:color="CCCCCC"/>
               <w:left w:val="single" w:sz="1" w:space="0" w:color="CCCCCC"/>
               <w:bottom w:val="single" w:sz="1" w:space="0" w:color="CCCCCC"/>
               <w:right w:val="single" w:sz="1" w:space="0" w:color="CCCCCC"/>
             </w:tcBorders>
-            <w:shd w:val="clear" w:color="auto" w:fill="FFFFFF"/>
             <w:tcMar>
               <w:top w:w="80" w:type="dxa"/>
               <w:left w:w="120" w:type="dxa"/>
@@ -1742,23 +1864,23 @@
           </w:tcPr>
           <w:p>
             <w:r>
+              <w:rPr>
+                <w:color w:val="000000"/>
+                <w:sz w:val="20"/>
+                <w:szCs w:val="20"/>
+              </w:rPr>
               <w:t>Katerina Arvay, Dario Ostojic, Andre Sandblom</w:t>
             </w:r>
           </w:p>
         </w:tc>
       </w:tr>
     </w:tbl>
-    <w:p>
-      <w:pPr>
-        <w:jc w:val="both"/>
-      </w:pPr>
-    </w:p>
+    <w:p/>
     <w:p>
       <w:pPr>
         <w:pStyle w:val="Heading1"/>
-        <w:jc w:val="both"/>
-      </w:pPr>
-      <w:bookmarkStart w:id="3" w:name="_Toc229156267"/>
+      </w:pPr>
+      <w:bookmarkStart w:id="3" w:name="_Toc230551643"/>
       <w:r>
         <w:t>Product Overview — Server &amp; Database Subsystem</w:t>
       </w:r>
@@ -1766,15 +1888,9 @@
     </w:p>
     <w:p>
       <w:pPr>
-        <w:jc w:val="both"/>
-      </w:pPr>
-    </w:p>
-    <w:p>
-      <w:pPr>
         <w:pStyle w:val="Heading2"/>
-        <w:jc w:val="both"/>
-      </w:pPr>
-      <w:bookmarkStart w:id="4" w:name="_Toc229156268"/>
+      </w:pPr>
+      <w:bookmarkStart w:id="4" w:name="_Toc230551644"/>
       <w:r>
         <w:t>1. System Concept</w:t>
       </w:r>
@@ -1782,83 +1898,40 @@
     </w:p>
     <w:p>
       <w:pPr>
-        <w:jc w:val="both"/>
-      </w:pPr>
-    </w:p>
-    <w:p>
-      <w:pPr>
         <w:pStyle w:val="Heading3"/>
-        <w:jc w:val="both"/>
-      </w:pPr>
-      <w:bookmarkStart w:id="5" w:name="_Toc229156269"/>
+      </w:pPr>
+      <w:bookmarkStart w:id="5" w:name="_Toc230551645"/>
       <w:r>
         <w:t>1.1 Stakeholders</w:t>
       </w:r>
       <w:bookmarkEnd w:id="5"/>
     </w:p>
     <w:p>
-      <w:pPr>
-        <w:spacing w:after="120"/>
-        <w:jc w:val="both"/>
-      </w:pPr>
       <w:r>
         <w:t>The primary stakeholders of the Server and Database subsystem are the development teams responsible for other Smart House components, including device controllers, user interfaces, and automation services. Additional stakeholders include system administrators and course instructors who evaluate the design and implementation. End users, such as homeowners, are indirect stakeholders who rely on this subsystem for stable and reliable system behavior.</w:t>
       </w:r>
     </w:p>
-    <w:p>
-      <w:pPr>
-        <w:jc w:val="both"/>
-      </w:pPr>
-    </w:p>
+    <w:p/>
     <w:p>
       <w:pPr>
         <w:pStyle w:val="Heading3"/>
-        <w:jc w:val="both"/>
-      </w:pPr>
-      <w:bookmarkStart w:id="6" w:name="_Toc229156270"/>
+      </w:pPr>
+      <w:bookmarkStart w:id="6" w:name="_Toc230551646"/>
       <w:r>
         <w:t>1.2 Introduction</w:t>
       </w:r>
       <w:bookmarkEnd w:id="6"/>
     </w:p>
     <w:p>
-      <w:pPr>
-        <w:spacing w:after="120"/>
-        <w:jc w:val="both"/>
-      </w:pPr>
       <w:r>
         <w:t>The Server and Database subsystem represents the core backend of the Smart House system. It functions as a centralized platform that enables communication, coordination, and data persistence for distributed smart house devices. The subsystem is designed to support an interactive house environment by managing system state and acting as a mediator between devices and higher-level services.</w:t>
       </w:r>
     </w:p>
     <w:p>
       <w:pPr>
-        <w:jc w:val="both"/>
-      </w:pPr>
-    </w:p>
-    <w:p>
-      <w:pPr>
         <w:pStyle w:val="Heading2"/>
-        <w:jc w:val="both"/>
-      </w:pPr>
-    </w:p>
-    <w:p>
-      <w:pPr>
-        <w:pStyle w:val="Heading2"/>
-        <w:jc w:val="both"/>
-      </w:pPr>
-    </w:p>
-    <w:p>
-      <w:pPr>
-        <w:pStyle w:val="Heading2"/>
-        <w:jc w:val="both"/>
-      </w:pPr>
-    </w:p>
-    <w:p>
-      <w:pPr>
-        <w:pStyle w:val="Heading2"/>
-        <w:jc w:val="both"/>
-      </w:pPr>
-      <w:bookmarkStart w:id="7" w:name="_Toc229156271"/>
+      </w:pPr>
+      <w:bookmarkStart w:id="7" w:name="_Toc230551647"/>
       <w:r>
         <w:lastRenderedPageBreak/>
         <w:t>2. System Purpose and Responsibilities</w:t>
@@ -1866,114 +1939,66 @@
       <w:bookmarkEnd w:id="7"/>
     </w:p>
     <w:p>
-      <w:pPr>
-        <w:spacing w:after="120"/>
-        <w:jc w:val="both"/>
-      </w:pPr>
       <w:r>
         <w:t>The main purpose of the Server and Database subsystem is to provide a dependable backbone for the Smart House system. Its responsibilities include coordinating interactions between components, maintaining consistent system state, and ensuring that data is persistently stored and retrievable. By centralizing these responsibilities, the subsystem reduces complexity in individual devices and improves overall system maintainability. The subsystem ensures that system data is stored reliably and can be recovered in case of failures.</w:t>
       </w:r>
     </w:p>
-    <w:p>
-      <w:pPr>
-        <w:jc w:val="both"/>
-      </w:pPr>
-    </w:p>
+    <w:p/>
     <w:p>
       <w:pPr>
         <w:pStyle w:val="Heading3"/>
-        <w:jc w:val="both"/>
-      </w:pPr>
-      <w:bookmarkStart w:id="8" w:name="_Toc229156272"/>
+      </w:pPr>
+      <w:bookmarkStart w:id="8" w:name="_Toc230551648"/>
       <w:r>
         <w:t>2.1 API-based Coordination</w:t>
       </w:r>
       <w:bookmarkEnd w:id="8"/>
     </w:p>
     <w:p>
-      <w:pPr>
-        <w:spacing w:after="120"/>
-        <w:jc w:val="both"/>
-      </w:pPr>
       <w:r>
         <w:t>The Server and Database subsystem exposes a set of well-defined service interfaces that enable communication between system components, including client applications, devices, and supporting services. These interfaces allow users and devices to authenticate, register, and interact with smart house functionality.</w:t>
       </w:r>
     </w:p>
-    <w:p>
-      <w:pPr>
-        <w:spacing w:after="120"/>
-        <w:jc w:val="both"/>
-      </w:pPr>
-      <w:r>
-        <w:t xml:space="preserve">The server acts as the central coordination point and maintains a consistent system state across all connected components. All interactions with house devices </w:t>
-      </w:r>
-      <w:r>
-        <w:t>-</w:t>
-      </w:r>
-      <w:r>
-        <w:t xml:space="preserve"> such as controlling lights, activating alarms, or retrieving sensor data </w:t>
-      </w:r>
-      <w:r>
-        <w:t>-</w:t>
-      </w:r>
-      <w:r>
-        <w:t xml:space="preserve"> are managed through the backend, where commands are validated and access rules are enforced.</w:t>
-      </w:r>
-    </w:p>
-    <w:p>
-      <w:pPr>
-        <w:spacing w:after="120"/>
-        <w:jc w:val="both"/>
-      </w:pPr>
+    <w:p/>
+    <w:p>
+      <w:r>
+        <w:t>The server acts as the central coordination point and maintains a consistent system state across all connected components. All interactions with house devices — such as controlling lights, activating alarms, or retrieving sensor data — are managed through the backend, where commands are validated and access rules are enforced.</w:t>
+      </w:r>
+    </w:p>
+    <w:p/>
+    <w:p>
       <w:r>
         <w:t>The subsystem is designed to support a unified and reliable flow of information between components, ensuring that system state reflects actual device behavior. Over time, the architecture aims to further strengthen centralized control and validation mechanisms to improve consistency, reliability, and maintainability.</w:t>
       </w:r>
     </w:p>
-    <w:p>
-      <w:pPr>
-        <w:jc w:val="both"/>
-      </w:pPr>
-    </w:p>
+    <w:p/>
     <w:p>
       <w:pPr>
         <w:pStyle w:val="Heading2"/>
-        <w:jc w:val="both"/>
-      </w:pPr>
-      <w:bookmarkStart w:id="9" w:name="_Toc229156273"/>
+      </w:pPr>
+      <w:bookmarkStart w:id="9" w:name="_Toc230551649"/>
       <w:r>
         <w:t>3. Technical Overview</w:t>
       </w:r>
       <w:bookmarkEnd w:id="9"/>
     </w:p>
     <w:p>
-      <w:pPr>
-        <w:spacing w:after="120"/>
-        <w:jc w:val="both"/>
-      </w:pPr>
       <w:r>
         <w:t>The Server and Database subsystem is designed as a backend service that operates continuously within the smart house environment. It is responsible for handling concurrent communication with multiple components and managing structured system data.</w:t>
       </w:r>
     </w:p>
-    <w:p>
-      <w:pPr>
-        <w:spacing w:after="120"/>
-        <w:jc w:val="both"/>
-      </w:pPr>
+    <w:p/>
+    <w:p>
       <w:r>
         <w:t>The web application is deployed as a cloud-hosted web service (Render), while mobile clients are distributed as installable applications. The gateway remains locally hosted to maintain direct communication with physical devices.</w:t>
       </w:r>
     </w:p>
-    <w:p>
-      <w:pPr>
-        <w:jc w:val="both"/>
-      </w:pPr>
-    </w:p>
+    <w:p/>
     <w:p>
       <w:pPr>
         <w:pStyle w:val="Heading3"/>
-        <w:jc w:val="both"/>
-      </w:pPr>
-      <w:bookmarkStart w:id="10" w:name="_Toc229156274"/>
+      </w:pPr>
+      <w:bookmarkStart w:id="10" w:name="_Toc230551650"/>
       <w:r>
         <w:t>3.1 General Characteristics</w:t>
       </w:r>
@@ -1986,8 +2011,6 @@
           <w:ilvl w:val="0"/>
           <w:numId w:val="2"/>
         </w:numPr>
-        <w:spacing w:after="80"/>
-        <w:jc w:val="both"/>
       </w:pPr>
       <w:r>
         <w:t>Centralized coordination of smart house components</w:t>
@@ -2000,8 +2023,6 @@
           <w:ilvl w:val="0"/>
           <w:numId w:val="2"/>
         </w:numPr>
-        <w:spacing w:after="80"/>
-        <w:jc w:val="both"/>
       </w:pPr>
       <w:r>
         <w:t>Persistent storage of device states, configurations, and system data</w:t>
@@ -2014,8 +2035,6 @@
           <w:ilvl w:val="0"/>
           <w:numId w:val="2"/>
         </w:numPr>
-        <w:spacing w:after="80"/>
-        <w:jc w:val="both"/>
       </w:pPr>
       <w:r>
         <w:t>Support for concurrent interactions from multiple devices and services</w:t>
@@ -2028,8 +2047,6 @@
           <w:ilvl w:val="0"/>
           <w:numId w:val="2"/>
         </w:numPr>
-        <w:spacing w:after="80"/>
-        <w:jc w:val="both"/>
       </w:pPr>
       <w:r>
         <w:t>Designed for extensibility as new devices are added</w:t>
@@ -2042,128 +2059,75 @@
           <w:ilvl w:val="0"/>
           <w:numId w:val="2"/>
         </w:numPr>
-        <w:spacing w:after="80"/>
-        <w:jc w:val="both"/>
       </w:pPr>
       <w:r>
         <w:t>Exposes a centralized API for authentication, device control and state observation</w:t>
       </w:r>
     </w:p>
-    <w:p>
-      <w:pPr>
-        <w:jc w:val="both"/>
-      </w:pPr>
-    </w:p>
+    <w:p/>
     <w:p>
       <w:pPr>
         <w:pStyle w:val="Heading3"/>
-        <w:jc w:val="both"/>
-      </w:pPr>
-      <w:bookmarkStart w:id="11" w:name="_Toc229156275"/>
+      </w:pPr>
+      <w:bookmarkStart w:id="11" w:name="_Toc230551651"/>
       <w:r>
         <w:t>3.2 Normal Operation Mode</w:t>
       </w:r>
       <w:bookmarkEnd w:id="11"/>
     </w:p>
     <w:p>
-      <w:pPr>
-        <w:spacing w:after="120"/>
-        <w:jc w:val="both"/>
-      </w:pPr>
-      <w:r>
-        <w:t>During normal operation, the server receives requests and events from connected components, processes them, and updates the system state accordingly. Device states are stored across two Firestore collections: users/{username} (updated via the SG1 API) and devices/arduino (updated by the SG3 gateway after confirmed serial execution). SG2 mobile and web clients observe the shared devices/arduino document in real time. This mode represents the standard operational behaviour of the Smart House system.</w:t>
-      </w:r>
-    </w:p>
-    <w:p>
-      <w:pPr>
-        <w:jc w:val="both"/>
-      </w:pPr>
-    </w:p>
+      <w:r>
+        <w:t xml:space="preserve">During normal operation, the server receives requests and events from connected components, processes them, and updates the system state accordingly. Device states are stored across two Firestore collections: users/{username} (updated via the SG1 API) and devices/arduino </w:t>
+      </w:r>
+      <w:r>
+        <w:lastRenderedPageBreak/>
+        <w:t>(updated by the SG3 gateway after confirmed serial execution). SG2 mobile and web clients observe the shared devices/arduino document in real time. This mode represents the standard operational behaviour of the Smart House system.</w:t>
+      </w:r>
+    </w:p>
+    <w:p/>
     <w:p>
       <w:pPr>
         <w:pStyle w:val="Heading3"/>
-        <w:jc w:val="both"/>
-      </w:pPr>
-    </w:p>
-    <w:p>
-      <w:pPr>
-        <w:pStyle w:val="Heading3"/>
-        <w:jc w:val="both"/>
-      </w:pPr>
-    </w:p>
-    <w:p>
-      <w:pPr>
-        <w:pStyle w:val="Heading3"/>
-        <w:jc w:val="both"/>
-      </w:pPr>
-      <w:bookmarkStart w:id="12" w:name="_Toc229156276"/>
-      <w:r>
-        <w:lastRenderedPageBreak/>
+      </w:pPr>
+      <w:bookmarkStart w:id="12" w:name="_Toc230551652"/>
+      <w:r>
         <w:t>3.3 Fault and Recovery Handling</w:t>
       </w:r>
       <w:bookmarkEnd w:id="12"/>
     </w:p>
     <w:p>
-      <w:pPr>
-        <w:spacing w:after="120"/>
-        <w:jc w:val="both"/>
-      </w:pPr>
-      <w:r>
-        <w:t xml:space="preserve">The subsystem is designed to handle temporary device disconnects, server restarts, and data storage failures without loss of critical system data. Persistent storage relies on Firebase Firestore. Note: the planned secondary relational database (Supabase) has not been implemented </w:t>
-      </w:r>
-      <w:r>
-        <w:t>-</w:t>
-      </w:r>
-      <w:r>
-        <w:t xml:space="preserve"> the supabase/ folder contains only placeholder stub code. A backup and recovery strategy remains as future work.</w:t>
-      </w:r>
-    </w:p>
-    <w:p>
-      <w:pPr>
-        <w:jc w:val="both"/>
-      </w:pPr>
-    </w:p>
+      <w:r>
+        <w:t>The subsystem is designed to handle temporary device disconnects, server restarts, and data storage failures without loss of critical system data. Persistent storage relies on Firebase Firestore. Note: the planned secondary relational database (Supabase) has not been implemented — the supabase/ folder contains only placeholder stub code. A backup and recovery strategy remains as future work.</w:t>
+      </w:r>
+    </w:p>
+    <w:p/>
     <w:p>
       <w:pPr>
         <w:pStyle w:val="Heading2"/>
-        <w:jc w:val="both"/>
-      </w:pPr>
-      <w:bookmarkStart w:id="13" w:name="_Toc229156277"/>
+      </w:pPr>
+      <w:bookmarkStart w:id="13" w:name="_Toc230551653"/>
       <w:r>
         <w:t>4. Basic Requirements</w:t>
       </w:r>
       <w:bookmarkEnd w:id="13"/>
     </w:p>
     <w:p>
-      <w:pPr>
-        <w:spacing w:after="120"/>
-        <w:jc w:val="both"/>
-      </w:pPr>
       <w:r>
         <w:t>This subsystem must support reliable communication, persistent data storage, and coordinated interaction between smart house components. A detailed list of functional and supplementary requirements is specified in the corresponding requirements documents.</w:t>
       </w:r>
     </w:p>
-    <w:p>
-      <w:pPr>
-        <w:jc w:val="both"/>
-      </w:pPr>
-    </w:p>
+    <w:p/>
     <w:p>
       <w:pPr>
         <w:pStyle w:val="Heading2"/>
-        <w:jc w:val="both"/>
-      </w:pPr>
-      <w:bookmarkStart w:id="14" w:name="_Toc229156278"/>
+      </w:pPr>
+      <w:bookmarkStart w:id="14" w:name="_Toc230551654"/>
       <w:r>
         <w:t>5. Implemented Features</w:t>
       </w:r>
       <w:bookmarkEnd w:id="14"/>
     </w:p>
     <w:p>
-      <w:pPr>
-        <w:spacing w:after="120"/>
-        <w:jc w:val="both"/>
-      </w:pPr>
       <w:r>
         <w:t>The following features are confirmed implemented and operational as of v1.3:</w:t>
       </w:r>
@@ -2175,8 +2139,6 @@
           <w:ilvl w:val="0"/>
           <w:numId w:val="2"/>
         </w:numPr>
-        <w:spacing w:after="80"/>
-        <w:jc w:val="both"/>
       </w:pPr>
       <w:r>
         <w:t>User registration with bcrypt hashing (10 rounds); protected by REGISTRATION_API_KEY</w:t>
@@ -2189,8 +2151,6 @@
           <w:ilvl w:val="0"/>
           <w:numId w:val="2"/>
         </w:numPr>
-        <w:spacing w:after="80"/>
-        <w:jc w:val="both"/>
       </w:pPr>
       <w:r>
         <w:t>User authentication via JWT tokens (2-hour expiry, HS256)</w:t>
@@ -2203,8 +2163,6 @@
           <w:ilvl w:val="0"/>
           <w:numId w:val="2"/>
         </w:numPr>
-        <w:spacing w:after="80"/>
-        <w:jc w:val="both"/>
       </w:pPr>
       <w:r>
         <w:t>Password update (PATCH /users/update-password) with current password verification</w:t>
@@ -2217,8 +2175,6 @@
           <w:ilvl w:val="0"/>
           <w:numId w:val="2"/>
         </w:numPr>
-        <w:spacing w:after="80"/>
-        <w:jc w:val="both"/>
       </w:pPr>
       <w:r>
         <w:t>Client-side logout; server relies on 2-hour token expiry</w:t>
@@ -2231,11 +2187,9 @@
           <w:ilvl w:val="0"/>
           <w:numId w:val="2"/>
         </w:numPr>
-        <w:spacing w:after="80"/>
-        <w:jc w:val="both"/>
-      </w:pPr>
-      <w:r>
-        <w:t>Device state control: white_light, orange_light (PWM 0-255), door, window, fan_INA, fan_INB, buzzer</w:t>
+      </w:pPr>
+      <w:r>
+        <w:t>Device state control: white_light, orange_light (PWM 0–255), door, window, fan_INA, fan_INB, buzzer</w:t>
       </w:r>
     </w:p>
     <w:p>
@@ -2245,17 +2199,9 @@
           <w:ilvl w:val="0"/>
           <w:numId w:val="2"/>
         </w:numPr>
-        <w:spacing w:after="80"/>
-        <w:jc w:val="both"/>
-      </w:pPr>
-      <w:r>
-        <w:t xml:space="preserve">LCD text display (ledTextDisplay) </w:t>
-      </w:r>
-      <w:r>
-        <w:t>-</w:t>
-      </w:r>
-      <w:r>
-        <w:t xml:space="preserve"> gateway forwards to Arduino LCD1602 via M[text]| serial command</w:t>
+      </w:pPr>
+      <w:r>
+        <w:t>LCD text display (ledTextDisplay) — gateway forwards to Arduino LCD1602 via M[text]| serial command</w:t>
       </w:r>
     </w:p>
     <w:p>
@@ -2265,8 +2211,6 @@
           <w:ilvl w:val="0"/>
           <w:numId w:val="2"/>
         </w:numPr>
-        <w:spacing w:after="80"/>
-        <w:jc w:val="both"/>
       </w:pPr>
       <w:r>
         <w:t>DELETE /users/device for removing device fields</w:t>
@@ -2279,8 +2223,6 @@
           <w:ilvl w:val="0"/>
           <w:numId w:val="2"/>
         </w:numPr>
-        <w:spacing w:after="80"/>
-        <w:jc w:val="both"/>
       </w:pPr>
       <w:r>
         <w:t>Sensor telemetry (gas, steam, motion) read by SG3 gateway; stored to Firestore devices/arduino</w:t>
@@ -2293,8 +2235,6 @@
           <w:ilvl w:val="0"/>
           <w:numId w:val="2"/>
         </w:numPr>
-        <w:spacing w:after="80"/>
-        <w:jc w:val="both"/>
       </w:pPr>
       <w:r>
         <w:t>Firebase Functions deployed at us-central1-smarthouse-617fe.cloudfunctions.net</w:t>
@@ -2307,34 +2247,23 @@
           <w:ilvl w:val="0"/>
           <w:numId w:val="2"/>
         </w:numPr>
-        <w:spacing w:after="80"/>
-        <w:jc w:val="both"/>
       </w:pPr>
       <w:r>
         <w:t>SG2 web application deployed on Render; SG3 gateway exposed via Cloudflare Tunnel</w:t>
       </w:r>
     </w:p>
-    <w:p>
-      <w:pPr>
-        <w:jc w:val="both"/>
-      </w:pPr>
-    </w:p>
+    <w:p/>
     <w:p>
       <w:pPr>
         <w:pStyle w:val="Heading2"/>
-        <w:jc w:val="both"/>
-      </w:pPr>
-      <w:bookmarkStart w:id="15" w:name="_Toc229156279"/>
+      </w:pPr>
+      <w:bookmarkStart w:id="15" w:name="_Toc230551655"/>
       <w:r>
         <w:t>6. Future Work</w:t>
       </w:r>
       <w:bookmarkEnd w:id="15"/>
     </w:p>
     <w:p>
-      <w:pPr>
-        <w:spacing w:after="120"/>
-        <w:jc w:val="both"/>
-      </w:pPr>
       <w:r>
         <w:rPr>
           <w:b/>
@@ -2350,8 +2279,6 @@
           <w:ilvl w:val="0"/>
           <w:numId w:val="2"/>
         </w:numPr>
-        <w:spacing w:after="80"/>
-        <w:jc w:val="both"/>
       </w:pPr>
       <w:r>
         <w:t>Deploy proper Firestore security rules to the SG1 project (currently wide open until Oct 2026)</w:t>
@@ -2364,8 +2291,6 @@
           <w:ilvl w:val="0"/>
           <w:numId w:val="2"/>
         </w:numPr>
-        <w:spacing w:after="80"/>
-        <w:jc w:val="both"/>
       </w:pPr>
       <w:r>
         <w:t>Implement Supabase backup and recovery database</w:t>
@@ -2378,8 +2303,6 @@
           <w:ilvl w:val="0"/>
           <w:numId w:val="2"/>
         </w:numPr>
-        <w:spacing w:after="80"/>
-        <w:jc w:val="both"/>
       </w:pPr>
       <w:r>
         <w:t>Server-side JWT revocation (proper logout support)</w:t>
@@ -2392,19 +2315,20 @@
           <w:ilvl w:val="0"/>
           <w:numId w:val="2"/>
         </w:numPr>
-        <w:spacing w:after="80"/>
-        <w:jc w:val="both"/>
       </w:pPr>
       <w:r>
         <w:t>Full scalability and load testing</w:t>
       </w:r>
     </w:p>
     <w:sectPr>
-      <w:footerReference w:type="default" r:id="rId8"/>
-      <w:pgSz w:w="11906" w:h="16838"/>
+      <w:headerReference w:type="default" r:id="rId8"/>
+      <w:footerReference w:type="default" r:id="rId9"/>
+      <w:headerReference w:type="first" r:id="rId10"/>
+      <w:footerReference w:type="first" r:id="rId11"/>
+      <w:pgSz w:w="12240" w:h="15840"/>
       <w:pgMar w:top="1440" w:right="1440" w:bottom="1440" w:left="1440" w:header="708" w:footer="708" w:gutter="0"/>
-      <w:pgNumType w:start="2"/>
       <w:cols w:space="720"/>
+      <w:titlePg/>
       <w:docGrid w:linePitch="360"/>
     </w:sectPr>
   </w:body>
@@ -2432,38 +2356,61 @@
 
 <file path=word/footer1.xml><?xml version="1.0" encoding="utf-8"?>
 <w:ftr xmlns:wpc="http://schemas.microsoft.com/office/word/2010/wordprocessingCanvas" xmlns:cx="http://schemas.microsoft.com/office/drawing/2014/chartex" xmlns:cx1="http://schemas.microsoft.com/office/drawing/2015/9/8/chartex" xmlns:cx2="http://schemas.microsoft.com/office/drawing/2015/10/21/chartex" xmlns:cx3="http://schemas.microsoft.com/office/drawing/2016/5/9/chartex" xmlns:cx4="http://schemas.microsoft.com/office/drawing/2016/5/10/chartex" xmlns:cx5="http://schemas.microsoft.com/office/drawing/2016/5/11/chartex" xmlns:cx6="http://schemas.microsoft.com/office/drawing/2016/5/12/chartex" xmlns:cx7="http://schemas.microsoft.com/office/drawing/2016/5/13/chartex" xmlns:cx8="http://schemas.microsoft.com/office/drawing/2016/5/14/chartex" xmlns:mc="http://schemas.openxmlformats.org/markup-compatibility/2006" xmlns:aink="http://schemas.microsoft.com/office/drawing/2016/ink" xmlns:am3d="http://schemas.microsoft.com/office/drawing/2017/model3d" xmlns:o="urn:schemas-microsoft-com:office:office" xmlns:oel="http://schemas.microsoft.com/office/2019/extlst" xmlns:r="http://schemas.openxmlformats.org/officeDocument/2006/relationships" xmlns:m="http://schemas.openxmlformats.org/officeDocument/2006/math" xmlns:v="urn:schemas-microsoft-com:vml" xmlns:wp14="http://schemas.microsoft.com/office/word/2010/wordprocessingDrawing" xmlns:wp="http://schemas.openxmlformats.org/drawingml/2006/wordprocessingDrawing" xmlns:w10="urn:schemas-microsoft-com:office:word" xmlns:w="http://schemas.openxmlformats.org/wordprocessingml/2006/main" xmlns:w14="http://schemas.microsoft.com/office/word/2010/wordml" xmlns:w15="http://schemas.microsoft.com/office/word/2012/wordml" xmlns:w16cex="http://schemas.microsoft.com/office/word/2018/wordml/cex" xmlns:w16cid="http://schemas.microsoft.com/office/word/2016/wordml/cid" xmlns:w16="http://schemas.microsoft.com/office/word/2018/wordml" xmlns:w16du="http://schemas.microsoft.com/office/word/2023/wordml/word16du" xmlns:w16sdtdh="http://schemas.microsoft.com/office/word/2020/wordml/sdtdatahash" xmlns:w16sdtfl="http://schemas.microsoft.com/office/word/2024/wordml/sdtformatlock" xmlns:w16se="http://schemas.microsoft.com/office/word/2015/wordml/symex" xmlns:wpg="http://schemas.microsoft.com/office/word/2010/wordprocessingGroup" xmlns:wpi="http://schemas.microsoft.com/office/word/2010/wordprocessingInk" xmlns:wne="http://schemas.microsoft.com/office/word/2006/wordml" xmlns:wps="http://schemas.microsoft.com/office/word/2010/wordprocessingShape" mc:Ignorable="w14 w15 w16se w16cid w16 w16cex w16sdtdh w16sdtfl w16du wp14">
-  <w:p/>
-</w:ftr>
-</file>
-
-<file path=word/footer2.xml><?xml version="1.0" encoding="utf-8"?>
-<w:ftr xmlns:wpc="http://schemas.microsoft.com/office/word/2010/wordprocessingCanvas" xmlns:cx="http://schemas.microsoft.com/office/drawing/2014/chartex" xmlns:cx1="http://schemas.microsoft.com/office/drawing/2015/9/8/chartex" xmlns:cx2="http://schemas.microsoft.com/office/drawing/2015/10/21/chartex" xmlns:cx3="http://schemas.microsoft.com/office/drawing/2016/5/9/chartex" xmlns:cx4="http://schemas.microsoft.com/office/drawing/2016/5/10/chartex" xmlns:cx5="http://schemas.microsoft.com/office/drawing/2016/5/11/chartex" xmlns:cx6="http://schemas.microsoft.com/office/drawing/2016/5/12/chartex" xmlns:cx7="http://schemas.microsoft.com/office/drawing/2016/5/13/chartex" xmlns:cx8="http://schemas.microsoft.com/office/drawing/2016/5/14/chartex" xmlns:mc="http://schemas.openxmlformats.org/markup-compatibility/2006" xmlns:aink="http://schemas.microsoft.com/office/drawing/2016/ink" xmlns:am3d="http://schemas.microsoft.com/office/drawing/2017/model3d" xmlns:o="urn:schemas-microsoft-com:office:office" xmlns:oel="http://schemas.microsoft.com/office/2019/extlst" xmlns:r="http://schemas.openxmlformats.org/officeDocument/2006/relationships" xmlns:m="http://schemas.openxmlformats.org/officeDocument/2006/math" xmlns:v="urn:schemas-microsoft-com:vml" xmlns:wp14="http://schemas.microsoft.com/office/word/2010/wordprocessingDrawing" xmlns:wp="http://schemas.openxmlformats.org/drawingml/2006/wordprocessingDrawing" xmlns:w10="urn:schemas-microsoft-com:office:word" xmlns:w="http://schemas.openxmlformats.org/wordprocessingml/2006/main" xmlns:w14="http://schemas.microsoft.com/office/word/2010/wordml" xmlns:w15="http://schemas.microsoft.com/office/word/2012/wordml" xmlns:w16cex="http://schemas.microsoft.com/office/word/2018/wordml/cex" xmlns:w16cid="http://schemas.microsoft.com/office/word/2016/wordml/cid" xmlns:w16="http://schemas.microsoft.com/office/word/2018/wordml" xmlns:w16du="http://schemas.microsoft.com/office/word/2023/wordml/word16du" xmlns:w16sdtdh="http://schemas.microsoft.com/office/word/2020/wordml/sdtdatahash" xmlns:w16sdtfl="http://schemas.microsoft.com/office/word/2024/wordml/sdtformatlock" xmlns:w16se="http://schemas.microsoft.com/office/word/2015/wordml/symex" xmlns:wpg="http://schemas.microsoft.com/office/word/2010/wordprocessingGroup" xmlns:wpi="http://schemas.microsoft.com/office/word/2010/wordprocessingInk" xmlns:wne="http://schemas.microsoft.com/office/word/2006/wordml" xmlns:wps="http://schemas.microsoft.com/office/word/2010/wordprocessingShape" mc:Ignorable="w14 w15 w16se w16cid w16 w16cex w16sdtdh w16sdtfl w16du wp14">
   <w:p>
     <w:pPr>
       <w:jc w:val="center"/>
     </w:pPr>
     <w:r>
+      <w:rPr>
+        <w:color w:val="888888"/>
+        <w:sz w:val="18"/>
+        <w:szCs w:val="18"/>
+      </w:rPr>
       <w:fldChar w:fldCharType="begin"/>
     </w:r>
     <w:r>
+      <w:rPr>
+        <w:color w:val="888888"/>
+        <w:sz w:val="18"/>
+        <w:szCs w:val="18"/>
+      </w:rPr>
       <w:instrText>PAGE</w:instrText>
     </w:r>
     <w:r>
+      <w:rPr>
+        <w:color w:val="888888"/>
+        <w:sz w:val="18"/>
+        <w:szCs w:val="18"/>
+      </w:rPr>
       <w:fldChar w:fldCharType="separate"/>
     </w:r>
     <w:r>
       <w:rPr>
         <w:noProof/>
+        <w:color w:val="888888"/>
+        <w:sz w:val="18"/>
+        <w:szCs w:val="18"/>
       </w:rPr>
       <w:t>2</w:t>
     </w:r>
     <w:r>
+      <w:rPr>
+        <w:color w:val="888888"/>
+        <w:sz w:val="18"/>
+        <w:szCs w:val="18"/>
+      </w:rPr>
       <w:fldChar w:fldCharType="end"/>
     </w:r>
   </w:p>
 </w:ftr>
 </file>
 
+<file path=word/footer2.xml><?xml version="1.0" encoding="utf-8"?>
+<w:ftr xmlns:wpc="http://schemas.microsoft.com/office/word/2010/wordprocessingCanvas" xmlns:cx="http://schemas.microsoft.com/office/drawing/2014/chartex" xmlns:cx1="http://schemas.microsoft.com/office/drawing/2015/9/8/chartex" xmlns:cx2="http://schemas.microsoft.com/office/drawing/2015/10/21/chartex" xmlns:cx3="http://schemas.microsoft.com/office/drawing/2016/5/9/chartex" xmlns:cx4="http://schemas.microsoft.com/office/drawing/2016/5/10/chartex" xmlns:cx5="http://schemas.microsoft.com/office/drawing/2016/5/11/chartex" xmlns:cx6="http://schemas.microsoft.com/office/drawing/2016/5/12/chartex" xmlns:cx7="http://schemas.microsoft.com/office/drawing/2016/5/13/chartex" xmlns:cx8="http://schemas.microsoft.com/office/drawing/2016/5/14/chartex" xmlns:mc="http://schemas.openxmlformats.org/markup-compatibility/2006" xmlns:aink="http://schemas.microsoft.com/office/drawing/2016/ink" xmlns:am3d="http://schemas.microsoft.com/office/drawing/2017/model3d" xmlns:o="urn:schemas-microsoft-com:office:office" xmlns:oel="http://schemas.microsoft.com/office/2019/extlst" xmlns:r="http://schemas.openxmlformats.org/officeDocument/2006/relationships" xmlns:m="http://schemas.openxmlformats.org/officeDocument/2006/math" xmlns:v="urn:schemas-microsoft-com:vml" xmlns:wp14="http://schemas.microsoft.com/office/word/2010/wordprocessingDrawing" xmlns:wp="http://schemas.openxmlformats.org/drawingml/2006/wordprocessingDrawing" xmlns:w10="urn:schemas-microsoft-com:office:word" xmlns:w="http://schemas.openxmlformats.org/wordprocessingml/2006/main" xmlns:w14="http://schemas.microsoft.com/office/word/2010/wordml" xmlns:w15="http://schemas.microsoft.com/office/word/2012/wordml" xmlns:w16cex="http://schemas.microsoft.com/office/word/2018/wordml/cex" xmlns:w16cid="http://schemas.microsoft.com/office/word/2016/wordml/cid" xmlns:w16="http://schemas.microsoft.com/office/word/2018/wordml" xmlns:w16du="http://schemas.microsoft.com/office/word/2023/wordml/word16du" xmlns:w16sdtdh="http://schemas.microsoft.com/office/word/2020/wordml/sdtdatahash" xmlns:w16sdtfl="http://schemas.microsoft.com/office/word/2024/wordml/sdtformatlock" xmlns:w16se="http://schemas.microsoft.com/office/word/2015/wordml/symex" xmlns:wpg="http://schemas.microsoft.com/office/word/2010/wordprocessingGroup" xmlns:wpi="http://schemas.microsoft.com/office/word/2010/wordprocessingInk" xmlns:wne="http://schemas.microsoft.com/office/word/2006/wordml" xmlns:wps="http://schemas.microsoft.com/office/word/2010/wordprocessingShape" mc:Ignorable="w14 w15 w16se w16cid w16 w16cex w16sdtdh w16sdtfl w16du wp14">
+  <w:p/>
+</w:ftr>
+</file>
+
 <file path=word/footnotes.xml><?xml version="1.0" encoding="utf-8"?>
 <w:footnotes xmlns:wpc="http://schemas.microsoft.com/office/word/2010/wordprocessingCanvas" xmlns:cx="http://schemas.microsoft.com/office/drawing/2014/chartex" xmlns:cx1="http://schemas.microsoft.com/office/drawing/2015/9/8/chartex" xmlns:cx2="http://schemas.microsoft.com/office/drawing/2015/10/21/chartex" xmlns:cx3="http://schemas.microsoft.com/office/drawing/2016/5/9/chartex" xmlns:cx4="http://schemas.microsoft.com/office/drawing/2016/5/10/chartex" xmlns:cx5="http://schemas.microsoft.com/office/drawing/2016/5/11/chartex" xmlns:cx6="http://schemas.microsoft.com/office/drawing/2016/5/12/chartex" xmlns:cx7="http://schemas.microsoft.com/office/drawing/2016/5/13/chartex" xmlns:cx8="http://schemas.microsoft.com/office/drawing/2016/5/14/chartex" xmlns:mc="http://schemas.openxmlformats.org/markup-compatibility/2006" xmlns:aink="http://schemas.microsoft.com/office/drawing/2016/ink" xmlns:am3d="http://schemas.microsoft.com/office/drawing/2017/model3d" xmlns:o="urn:schemas-microsoft-com:office:office" xmlns:oel="http://schemas.microsoft.com/office/2019/extlst" xmlns:r="http://schemas.openxmlformats.org/officeDocument/2006/relationships" xmlns:m="http://schemas.openxmlformats.org/officeDocument/2006/math" xmlns:v="urn:schemas-microsoft-com:vml" xmlns:wp14="http://schemas.microsoft.com/office/word/2010/wordprocessingDrawing" xmlns:wp="http://schemas.openxmlformats.org/drawingml/2006/wordprocessingDrawing" xmlns:w10="urn:schemas-microsoft-com:office:word" xmlns:w="http://schemas.openxmlformats.org/wordprocessingml/2006/main" xmlns:w14="http://schemas.microsoft.com/office/word/2010/wordml" xmlns:w15="http://schemas.microsoft.com/office/word/2012/wordml" xmlns:w16cex="http://schemas.microsoft.com/office/word/2018/wordml/cex" xmlns:w16cid="http://schemas.microsoft.com/office/word/2016/wordml/cid" xmlns:w16="http://schemas.microsoft.com/office/word/2018/wordml" xmlns:w16du="http://schemas.microsoft.com/office/word/2023/wordml/word16du" xmlns:w16sdtdh="http://schemas.microsoft.com/office/word/2020/wordml/sdtdatahash" xmlns:w16sdtfl="http://schemas.microsoft.com/office/word/2024/wordml/sdtformatlock" xmlns:w16se="http://schemas.microsoft.com/office/word/2015/wordml/symex" xmlns:wpg="http://schemas.microsoft.com/office/word/2010/wordprocessingGroup" xmlns:wpi="http://schemas.microsoft.com/office/word/2010/wordprocessingInk" xmlns:wne="http://schemas.microsoft.com/office/word/2006/wordml" xmlns:wps="http://schemas.microsoft.com/office/word/2010/wordprocessingShape" mc:Ignorable="w14 w15 w16se w16cid w16 w16cex w16sdtdh w16sdtfl w16du wp14">
   <w:footnote w:type="separator" w:id="-1">
@@ -2481,15 +2428,41 @@
     </w:p>
   </w:footnote>
 </w:footnotes>
+</file>
+
+<file path=word/header1.xml><?xml version="1.0" encoding="utf-8"?>
+<w:hdr xmlns:wpc="http://schemas.microsoft.com/office/word/2010/wordprocessingCanvas" xmlns:cx="http://schemas.microsoft.com/office/drawing/2014/chartex" xmlns:cx1="http://schemas.microsoft.com/office/drawing/2015/9/8/chartex" xmlns:cx2="http://schemas.microsoft.com/office/drawing/2015/10/21/chartex" xmlns:cx3="http://schemas.microsoft.com/office/drawing/2016/5/9/chartex" xmlns:cx4="http://schemas.microsoft.com/office/drawing/2016/5/10/chartex" xmlns:cx5="http://schemas.microsoft.com/office/drawing/2016/5/11/chartex" xmlns:cx6="http://schemas.microsoft.com/office/drawing/2016/5/12/chartex" xmlns:cx7="http://schemas.microsoft.com/office/drawing/2016/5/13/chartex" xmlns:cx8="http://schemas.microsoft.com/office/drawing/2016/5/14/chartex" xmlns:mc="http://schemas.openxmlformats.org/markup-compatibility/2006" xmlns:aink="http://schemas.microsoft.com/office/drawing/2016/ink" xmlns:am3d="http://schemas.microsoft.com/office/drawing/2017/model3d" xmlns:o="urn:schemas-microsoft-com:office:office" xmlns:oel="http://schemas.microsoft.com/office/2019/extlst" xmlns:r="http://schemas.openxmlformats.org/officeDocument/2006/relationships" xmlns:m="http://schemas.openxmlformats.org/officeDocument/2006/math" xmlns:v="urn:schemas-microsoft-com:vml" xmlns:wp14="http://schemas.microsoft.com/office/word/2010/wordprocessingDrawing" xmlns:wp="http://schemas.openxmlformats.org/drawingml/2006/wordprocessingDrawing" xmlns:w10="urn:schemas-microsoft-com:office:word" xmlns:w="http://schemas.openxmlformats.org/wordprocessingml/2006/main" xmlns:w14="http://schemas.microsoft.com/office/word/2010/wordml" xmlns:w15="http://schemas.microsoft.com/office/word/2012/wordml" xmlns:w16cex="http://schemas.microsoft.com/office/word/2018/wordml/cex" xmlns:w16cid="http://schemas.microsoft.com/office/word/2016/wordml/cid" xmlns:w16="http://schemas.microsoft.com/office/word/2018/wordml" xmlns:w16du="http://schemas.microsoft.com/office/word/2023/wordml/word16du" xmlns:w16sdtdh="http://schemas.microsoft.com/office/word/2020/wordml/sdtdatahash" xmlns:w16sdtfl="http://schemas.microsoft.com/office/word/2024/wordml/sdtformatlock" xmlns:w16se="http://schemas.microsoft.com/office/word/2015/wordml/symex" xmlns:wpg="http://schemas.microsoft.com/office/word/2010/wordprocessingGroup" xmlns:wpi="http://schemas.microsoft.com/office/word/2010/wordprocessingInk" xmlns:wne="http://schemas.microsoft.com/office/word/2006/wordml" xmlns:wps="http://schemas.microsoft.com/office/word/2010/wordprocessingShape" mc:Ignorable="w14 w15 w16se w16cid w16 w16cex w16sdtdh w16sdtfl w16du wp14">
+  <w:p>
+    <w:pPr>
+      <w:pBdr>
+        <w:bottom w:val="single" w:sz="4" w:space="1" w:color="2E4057"/>
+      </w:pBdr>
+    </w:pPr>
+    <w:r>
+      <w:rPr>
+        <w:color w:val="888888"/>
+        <w:sz w:val="18"/>
+        <w:szCs w:val="18"/>
+      </w:rPr>
+      <w:t>Interactive House — SG1 Server &amp; Database</w:t>
+    </w:r>
+  </w:p>
+</w:hdr>
+</file>
+
+<file path=word/header2.xml><?xml version="1.0" encoding="utf-8"?>
+<w:hdr xmlns:wpc="http://schemas.microsoft.com/office/word/2010/wordprocessingCanvas" xmlns:cx="http://schemas.microsoft.com/office/drawing/2014/chartex" xmlns:cx1="http://schemas.microsoft.com/office/drawing/2015/9/8/chartex" xmlns:cx2="http://schemas.microsoft.com/office/drawing/2015/10/21/chartex" xmlns:cx3="http://schemas.microsoft.com/office/drawing/2016/5/9/chartex" xmlns:cx4="http://schemas.microsoft.com/office/drawing/2016/5/10/chartex" xmlns:cx5="http://schemas.microsoft.com/office/drawing/2016/5/11/chartex" xmlns:cx6="http://schemas.microsoft.com/office/drawing/2016/5/12/chartex" xmlns:cx7="http://schemas.microsoft.com/office/drawing/2016/5/13/chartex" xmlns:cx8="http://schemas.microsoft.com/office/drawing/2016/5/14/chartex" xmlns:mc="http://schemas.openxmlformats.org/markup-compatibility/2006" xmlns:aink="http://schemas.microsoft.com/office/drawing/2016/ink" xmlns:am3d="http://schemas.microsoft.com/office/drawing/2017/model3d" xmlns:o="urn:schemas-microsoft-com:office:office" xmlns:oel="http://schemas.microsoft.com/office/2019/extlst" xmlns:r="http://schemas.openxmlformats.org/officeDocument/2006/relationships" xmlns:m="http://schemas.openxmlformats.org/officeDocument/2006/math" xmlns:v="urn:schemas-microsoft-com:vml" xmlns:wp14="http://schemas.microsoft.com/office/word/2010/wordprocessingDrawing" xmlns:wp="http://schemas.openxmlformats.org/drawingml/2006/wordprocessingDrawing" xmlns:w10="urn:schemas-microsoft-com:office:word" xmlns:w="http://schemas.openxmlformats.org/wordprocessingml/2006/main" xmlns:w14="http://schemas.microsoft.com/office/word/2010/wordml" xmlns:w15="http://schemas.microsoft.com/office/word/2012/wordml" xmlns:w16cex="http://schemas.microsoft.com/office/word/2018/wordml/cex" xmlns:w16cid="http://schemas.microsoft.com/office/word/2016/wordml/cid" xmlns:w16="http://schemas.microsoft.com/office/word/2018/wordml" xmlns:w16du="http://schemas.microsoft.com/office/word/2023/wordml/word16du" xmlns:w16sdtdh="http://schemas.microsoft.com/office/word/2020/wordml/sdtdatahash" xmlns:w16sdtfl="http://schemas.microsoft.com/office/word/2024/wordml/sdtformatlock" xmlns:w16se="http://schemas.microsoft.com/office/word/2015/wordml/symex" xmlns:wpg="http://schemas.microsoft.com/office/word/2010/wordprocessingGroup" xmlns:wpi="http://schemas.microsoft.com/office/word/2010/wordprocessingInk" xmlns:wne="http://schemas.microsoft.com/office/word/2006/wordml" xmlns:wps="http://schemas.microsoft.com/office/word/2010/wordprocessingShape" mc:Ignorable="w14 w15 w16se w16cid w16 w16cex w16sdtdh w16sdtfl w16du wp14">
+  <w:p/>
+</w:hdr>
 </file>
 
 <file path=word/numbering.xml><?xml version="1.0" encoding="utf-8"?>
 <w:numbering xmlns:wpc="http://schemas.microsoft.com/office/word/2010/wordprocessingCanvas" xmlns:cx="http://schemas.microsoft.com/office/drawing/2014/chartex" xmlns:cx1="http://schemas.microsoft.com/office/drawing/2015/9/8/chartex" xmlns:cx2="http://schemas.microsoft.com/office/drawing/2015/10/21/chartex" xmlns:cx3="http://schemas.microsoft.com/office/drawing/2016/5/9/chartex" xmlns:cx4="http://schemas.microsoft.com/office/drawing/2016/5/10/chartex" xmlns:cx5="http://schemas.microsoft.com/office/drawing/2016/5/11/chartex" xmlns:cx6="http://schemas.microsoft.com/office/drawing/2016/5/12/chartex" xmlns:cx7="http://schemas.microsoft.com/office/drawing/2016/5/13/chartex" xmlns:cx8="http://schemas.microsoft.com/office/drawing/2016/5/14/chartex" xmlns:mc="http://schemas.openxmlformats.org/markup-compatibility/2006" xmlns:aink="http://schemas.microsoft.com/office/drawing/2016/ink" xmlns:am3d="http://schemas.microsoft.com/office/drawing/2017/model3d" xmlns:o="urn:schemas-microsoft-com:office:office" xmlns:oel="http://schemas.microsoft.com/office/2019/extlst" xmlns:r="http://schemas.openxmlformats.org/officeDocument/2006/relationships" xmlns:m="http://schemas.openxmlformats.org/officeDocument/2006/math" xmlns:v="urn:schemas-microsoft-com:vml" xmlns:wp14="http://schemas.microsoft.com/office/word/2010/wordprocessingDrawing" xmlns:wp="http://schemas.openxmlformats.org/drawingml/2006/wordprocessingDrawing" xmlns:w10="urn:schemas-microsoft-com:office:word" xmlns:w="http://schemas.openxmlformats.org/wordprocessingml/2006/main" xmlns:w14="http://schemas.microsoft.com/office/word/2010/wordml" xmlns:w15="http://schemas.microsoft.com/office/word/2012/wordml" xmlns:w16cex="http://schemas.microsoft.com/office/word/2018/wordml/cex" xmlns:w16cid="http://schemas.microsoft.com/office/word/2016/wordml/cid" xmlns:w16="http://schemas.microsoft.com/office/word/2018/wordml" xmlns:w16du="http://schemas.microsoft.com/office/word/2023/wordml/word16du" xmlns:w16sdtdh="http://schemas.microsoft.com/office/word/2020/wordml/sdtdatahash" xmlns:w16sdtfl="http://schemas.microsoft.com/office/word/2024/wordml/sdtformatlock" xmlns:w16se="http://schemas.microsoft.com/office/word/2015/wordml/symex" xmlns:wpg="http://schemas.microsoft.com/office/word/2010/wordprocessingGroup" xmlns:wpi="http://schemas.microsoft.com/office/word/2010/wordprocessingInk" xmlns:wne="http://schemas.microsoft.com/office/word/2006/wordml" xmlns:wps="http://schemas.microsoft.com/office/word/2010/wordprocessingShape" mc:Ignorable="w14 w15 w16se w16cid w16 w16cex w16sdtdh w16sdtfl w16du wp14">
   <w:abstractNum w:abstractNumId="0" w15:restartNumberingAfterBreak="0">
-    <w:nsid w:val="48396AE3"/>
+    <w:nsid w:val="1E753251"/>
     <w:multiLevelType w:val="hybridMultilevel"/>
-    <w:tmpl w:val="A8D6C8B6"/>
-    <w:lvl w:ilvl="0" w:tplc="769A58D6">
+    <w:tmpl w:val="05248CFE"/>
+    <w:lvl w:ilvl="0" w:tplc="507AD31C">
       <w:start w:val="1"/>
       <w:numFmt w:val="bullet"/>
       <w:lvlText w:val="•"/>
@@ -2498,52 +2471,52 @@
         <w:ind w:left="720" w:hanging="360"/>
       </w:pPr>
     </w:lvl>
-    <w:lvl w:ilvl="1" w:tplc="A13E508E">
+    <w:lvl w:ilvl="1" w:tplc="6A1E5CDA">
       <w:numFmt w:val="decimal"/>
       <w:lvlText w:val=""/>
       <w:lvlJc w:val="left"/>
     </w:lvl>
-    <w:lvl w:ilvl="2" w:tplc="D1DC5F38">
+    <w:lvl w:ilvl="2" w:tplc="91668CB4">
       <w:numFmt w:val="decimal"/>
       <w:lvlText w:val=""/>
       <w:lvlJc w:val="left"/>
     </w:lvl>
-    <w:lvl w:ilvl="3" w:tplc="63EA7C96">
+    <w:lvl w:ilvl="3" w:tplc="4068548E">
       <w:numFmt w:val="decimal"/>
       <w:lvlText w:val=""/>
       <w:lvlJc w:val="left"/>
     </w:lvl>
-    <w:lvl w:ilvl="4" w:tplc="24842482">
+    <w:lvl w:ilvl="4" w:tplc="6650A244">
       <w:numFmt w:val="decimal"/>
       <w:lvlText w:val=""/>
       <w:lvlJc w:val="left"/>
     </w:lvl>
-    <w:lvl w:ilvl="5" w:tplc="E2B4C826">
+    <w:lvl w:ilvl="5" w:tplc="82B0FED4">
       <w:numFmt w:val="decimal"/>
       <w:lvlText w:val=""/>
       <w:lvlJc w:val="left"/>
     </w:lvl>
-    <w:lvl w:ilvl="6" w:tplc="E7D68350">
+    <w:lvl w:ilvl="6" w:tplc="A0600E0E">
       <w:numFmt w:val="decimal"/>
       <w:lvlText w:val=""/>
       <w:lvlJc w:val="left"/>
     </w:lvl>
-    <w:lvl w:ilvl="7" w:tplc="3B580A02">
+    <w:lvl w:ilvl="7" w:tplc="82FA3B98">
       <w:numFmt w:val="decimal"/>
       <w:lvlText w:val=""/>
       <w:lvlJc w:val="left"/>
     </w:lvl>
-    <w:lvl w:ilvl="8" w:tplc="45A659AC">
+    <w:lvl w:ilvl="8" w:tplc="882A1B2A">
       <w:numFmt w:val="decimal"/>
       <w:lvlText w:val=""/>
       <w:lvlJc w:val="left"/>
     </w:lvl>
   </w:abstractNum>
   <w:abstractNum w:abstractNumId="1" w15:restartNumberingAfterBreak="0">
-    <w:nsid w:val="62D71BE4"/>
+    <w:nsid w:val="4B3029DB"/>
     <w:multiLevelType w:val="hybridMultilevel"/>
-    <w:tmpl w:val="5DD0481C"/>
-    <w:lvl w:ilvl="0" w:tplc="DE6A115C">
+    <w:tmpl w:val="E9E48364"/>
+    <w:lvl w:ilvl="0" w:tplc="F488928E">
       <w:start w:val="1"/>
       <w:numFmt w:val="bullet"/>
       <w:lvlText w:val="●"/>
@@ -2552,7 +2525,7 @@
         <w:ind w:left="720" w:hanging="360"/>
       </w:pPr>
     </w:lvl>
-    <w:lvl w:ilvl="1" w:tplc="50AA242E">
+    <w:lvl w:ilvl="1" w:tplc="DB304898">
       <w:start w:val="1"/>
       <w:numFmt w:val="bullet"/>
       <w:lvlText w:val="○"/>
@@ -2561,7 +2534,7 @@
         <w:ind w:left="1440" w:hanging="360"/>
       </w:pPr>
     </w:lvl>
-    <w:lvl w:ilvl="2" w:tplc="60CE5D10">
+    <w:lvl w:ilvl="2" w:tplc="64EAF582">
       <w:start w:val="1"/>
       <w:numFmt w:val="bullet"/>
       <w:lvlText w:val="■"/>
@@ -2570,7 +2543,7 @@
         <w:ind w:left="2160" w:hanging="360"/>
       </w:pPr>
     </w:lvl>
-    <w:lvl w:ilvl="3" w:tplc="BB52F37C">
+    <w:lvl w:ilvl="3" w:tplc="107CDE7E">
       <w:start w:val="1"/>
       <w:numFmt w:val="bullet"/>
       <w:lvlText w:val="●"/>
@@ -2579,7 +2552,7 @@
         <w:ind w:left="2880" w:hanging="360"/>
       </w:pPr>
     </w:lvl>
-    <w:lvl w:ilvl="4" w:tplc="7B6409EC">
+    <w:lvl w:ilvl="4" w:tplc="297A926A">
       <w:start w:val="1"/>
       <w:numFmt w:val="bullet"/>
       <w:lvlText w:val="○"/>
@@ -2588,7 +2561,7 @@
         <w:ind w:left="3600" w:hanging="360"/>
       </w:pPr>
     </w:lvl>
-    <w:lvl w:ilvl="5" w:tplc="17B0336A">
+    <w:lvl w:ilvl="5" w:tplc="994C94D2">
       <w:start w:val="1"/>
       <w:numFmt w:val="bullet"/>
       <w:lvlText w:val="■"/>
@@ -2597,7 +2570,7 @@
         <w:ind w:left="4320" w:hanging="360"/>
       </w:pPr>
     </w:lvl>
-    <w:lvl w:ilvl="6" w:tplc="CE94C01E">
+    <w:lvl w:ilvl="6" w:tplc="B5202A82">
       <w:start w:val="1"/>
       <w:numFmt w:val="bullet"/>
       <w:lvlText w:val="●"/>
@@ -2606,7 +2579,7 @@
         <w:ind w:left="5040" w:hanging="360"/>
       </w:pPr>
     </w:lvl>
-    <w:lvl w:ilvl="7" w:tplc="B1242236">
+    <w:lvl w:ilvl="7" w:tplc="15F23E7C">
       <w:start w:val="1"/>
       <w:numFmt w:val="bullet"/>
       <w:lvlText w:val="●"/>
@@ -2615,7 +2588,7 @@
         <w:ind w:left="5760" w:hanging="360"/>
       </w:pPr>
     </w:lvl>
-    <w:lvl w:ilvl="8" w:tplc="B8A06B22">
+    <w:lvl w:ilvl="8" w:tplc="68863E60">
       <w:start w:val="1"/>
       <w:numFmt w:val="bullet"/>
       <w:lvlText w:val="●"/>
@@ -2625,13 +2598,13 @@
       </w:pPr>
     </w:lvl>
   </w:abstractNum>
-  <w:num w:numId="1" w16cid:durableId="2010476511">
+  <w:num w:numId="1" w16cid:durableId="1454059625">
     <w:abstractNumId w:val="1"/>
     <w:lvlOverride w:ilvl="0">
       <w:startOverride w:val="1"/>
     </w:lvlOverride>
   </w:num>
-  <w:num w:numId="2" w16cid:durableId="1941177549">
+  <w:num w:numId="2" w16cid:durableId="24714604">
     <w:abstractNumId w:val="0"/>
     <w:lvlOverride w:ilvl="0">
       <w:startOverride w:val="1"/>
@@ -2646,6 +2619,8 @@
     <w:rPrDefault>
       <w:rPr>
         <w:rFonts w:ascii="Arial" w:eastAsia="Arial" w:hAnsi="Arial" w:cs="Arial"/>
+        <w:sz w:val="22"/>
+        <w:szCs w:val="22"/>
         <w:lang w:val="en-SE" w:eastAsia="en-GB" w:bidi="ar-SA"/>
       </w:rPr>
     </w:rPrDefault>
@@ -3038,14 +3013,15 @@
     <w:uiPriority w:val="9"/>
     <w:qFormat/>
     <w:pPr>
-      <w:spacing w:before="240" w:after="120"/>
+      <w:spacing w:before="300" w:after="200"/>
       <w:outlineLvl w:val="0"/>
     </w:pPr>
     <w:rPr>
       <w:b/>
       <w:bCs/>
-      <w:sz w:val="32"/>
-      <w:szCs w:val="32"/>
+      <w:color w:val="2E4057"/>
+      <w:sz w:val="36"/>
+      <w:szCs w:val="36"/>
     </w:rPr>
   </w:style>
   <w:style w:type="paragraph" w:styleId="Heading2">
@@ -3054,12 +3030,13 @@
     <w:unhideWhenUsed/>
     <w:qFormat/>
     <w:pPr>
-      <w:spacing w:before="200" w:after="100"/>
+      <w:spacing w:before="240" w:after="160"/>
       <w:outlineLvl w:val="1"/>
     </w:pPr>
     <w:rPr>
       <w:b/>
       <w:bCs/>
+      <w:color w:val="2E4057"/>
       <w:sz w:val="28"/>
       <w:szCs w:val="28"/>
     </w:rPr>
@@ -3070,12 +3047,13 @@
     <w:unhideWhenUsed/>
     <w:qFormat/>
     <w:pPr>
-      <w:spacing w:before="160" w:after="80"/>
+      <w:spacing w:before="180" w:after="120"/>
       <w:outlineLvl w:val="2"/>
     </w:pPr>
     <w:rPr>
       <w:b/>
       <w:bCs/>
+      <w:color w:val="2E4057"/>
       <w:sz w:val="24"/>
       <w:szCs w:val="24"/>
     </w:rPr>
@@ -3193,6 +3171,10 @@
     <w:uiPriority w:val="99"/>
     <w:semiHidden/>
     <w:unhideWhenUsed/>
+    <w:rPr>
+      <w:sz w:val="20"/>
+      <w:szCs w:val="20"/>
+    </w:rPr>
   </w:style>
   <w:style w:type="character" w:customStyle="1" w:styleId="FootnoteTextChar">
     <w:name w:val="Footnote Text Char"/>
@@ -3220,6 +3202,10 @@
     <w:uiPriority w:val="99"/>
     <w:semiHidden/>
     <w:unhideWhenUsed/>
+    <w:rPr>
+      <w:sz w:val="20"/>
+      <w:szCs w:val="20"/>
+    </w:rPr>
   </w:style>
   <w:style w:type="character" w:customStyle="1" w:styleId="EndnoteTextChar">
     <w:name w:val="Endnote Text Char"/>
@@ -3232,43 +3218,62 @@
       <w:szCs w:val="20"/>
     </w:rPr>
   </w:style>
+  <w:style w:type="paragraph" w:styleId="TOCHeading">
+    <w:name w:val="TOC Heading"/>
+    <w:basedOn w:val="Heading1"/>
+    <w:uiPriority w:val="39"/>
+    <w:semiHidden/>
+    <w:unhideWhenUsed/>
+    <w:pPr>
+      <w:spacing w:after="0"/>
+    </w:pPr>
+    <w:rPr>
+      <w:sz w:val="28"/>
+    </w:rPr>
+  </w:style>
   <w:style w:type="paragraph" w:styleId="TOC1">
     <w:name w:val="toc 1"/>
-    <w:basedOn w:val="Normal"/>
-    <w:next w:val="Normal"/>
-    <w:autoRedefine/>
     <w:uiPriority w:val="39"/>
     <w:unhideWhenUsed/>
-    <w:rsid w:val="00A074E5"/>
     <w:pPr>
-      <w:spacing w:after="100"/>
+      <w:tabs>
+        <w:tab w:val="right" w:leader="dot" w:pos="9360"/>
+      </w:tabs>
+      <w:spacing w:before="60" w:after="60"/>
     </w:pPr>
+    <w:rPr>
+      <w:b/>
+    </w:rPr>
   </w:style>
   <w:style w:type="paragraph" w:styleId="TOC2">
     <w:name w:val="toc 2"/>
-    <w:basedOn w:val="Normal"/>
-    <w:next w:val="Normal"/>
-    <w:autoRedefine/>
     <w:uiPriority w:val="39"/>
     <w:unhideWhenUsed/>
-    <w:rsid w:val="00A074E5"/>
     <w:pPr>
-      <w:spacing w:after="100"/>
-      <w:ind w:left="200"/>
+      <w:tabs>
+        <w:tab w:val="right" w:leader="dot" w:pos="9360"/>
+      </w:tabs>
+      <w:spacing w:before="40" w:after="40"/>
+      <w:ind w:left="220"/>
     </w:pPr>
+    <w:rPr>
+      <w:sz w:val="20"/>
+    </w:rPr>
   </w:style>
   <w:style w:type="paragraph" w:styleId="TOC3">
     <w:name w:val="toc 3"/>
-    <w:basedOn w:val="Normal"/>
-    <w:next w:val="Normal"/>
-    <w:autoRedefine/>
     <w:uiPriority w:val="39"/>
     <w:unhideWhenUsed/>
-    <w:rsid w:val="00A074E5"/>
     <w:pPr>
-      <w:spacing w:after="100"/>
-      <w:ind w:left="400"/>
+      <w:tabs>
+        <w:tab w:val="right" w:leader="dot" w:pos="9360"/>
+      </w:tabs>
+      <w:spacing w:before="30" w:after="30"/>
+      <w:ind w:left="440"/>
     </w:pPr>
+    <w:rPr>
+      <w:sz w:val="20"/>
+    </w:rPr>
   </w:style>
 </w:styles>
 </file>
